--- a/dossier-conformite-2026/livrables/02_MEM/PRG-MEM_Programme_de_formation.docx
+++ b/dossier-conformite-2026/livrables/02_MEM/PRG-MEM_Programme_de_formation.docx
@@ -3,23 +3,70 @@
 <w:document xmlns:wpc="http://schemas.microsoft.com/office/word/2010/wordprocessingCanvas" xmlns:mo="http://schemas.microsoft.com/office/mac/office/2008/main" xmlns:mc="http://schemas.openxmlformats.org/markup-compatibility/2006" xmlns:mv="urn:schemas-microsoft-com:mac:vml" xmlns:o="urn:schemas-microsoft-com:office:office" xmlns:r="http://schemas.openxmlformats.org/officeDocument/2006/relationships" xmlns:m="http://schemas.openxmlformats.org/officeDocument/2006/math" xmlns:v="urn:schemas-microsoft-com:vml" xmlns:wp14="http://schemas.microsoft.com/office/word/2010/wordprocessingDrawing" xmlns:wp="http://schemas.openxmlformats.org/drawingml/2006/wordprocessingDrawing" xmlns:w10="urn:schemas-microsoft-com:office:word" xmlns:w="http://schemas.openxmlformats.org/wordprocessingml/2006/main" xmlns:w14="http://schemas.microsoft.com/office/word/2010/wordml" xmlns:wpg="http://schemas.microsoft.com/office/word/2010/wordprocessingGroup" xmlns:wpi="http://schemas.microsoft.com/office/word/2010/wordprocessingInk" xmlns:wne="http://schemas.microsoft.com/office/word/2006/wordml" xmlns:wps="http://schemas.microsoft.com/office/word/2010/wordprocessingShape" mc:Ignorable="w14 wp14">
   <w:body>
     <w:p>
+      <w:pPr>
+        <w:spacing w:before="800"/>
+        <w:jc w:val="center"/>
+      </w:pPr>
+      <w:r>
+        <w:drawing>
+          <wp:inline xmlns:a="http://schemas.openxmlformats.org/drawingml/2006/main" xmlns:pic="http://schemas.openxmlformats.org/drawingml/2006/picture">
+            <wp:extent cx="3805369" cy="3240000"/>
+            <wp:docPr id="1" name="Picture 1"/>
+            <wp:cNvGraphicFramePr>
+              <a:graphicFrameLocks noChangeAspect="1"/>
+            </wp:cNvGraphicFramePr>
+            <a:graphic>
+              <a:graphicData uri="http://schemas.openxmlformats.org/drawingml/2006/picture">
+                <pic:pic>
+                  <pic:nvPicPr>
+                    <pic:cNvPr id="0" name="logo_yeba_formations.png"/>
+                    <pic:cNvPicPr/>
+                  </pic:nvPicPr>
+                  <pic:blipFill>
+                    <a:blip r:embed="rId11"/>
+                    <a:stretch>
+                      <a:fillRect/>
+                    </a:stretch>
+                  </pic:blipFill>
+                  <pic:spPr>
+                    <a:xfrm>
+                      <a:off x="0" y="0"/>
+                      <a:ext cx="3805369" cy="3240000"/>
+                    </a:xfrm>
+                    <a:prstGeom prst="rect"/>
+                  </pic:spPr>
+                </pic:pic>
+              </a:graphicData>
+            </a:graphic>
+          </wp:inline>
+        </w:drawing>
+      </w:r>
+    </w:p>
+    <w:p>
+      <w:pPr>
+        <w:spacing w:before="480"/>
+        <w:jc w:val="center"/>
+      </w:pPr>
       <w:r>
         <w:rPr>
           <w:b/>
           <w:color w:val="1B3A6B"/>
-          <w:sz w:val="44"/>
+          <w:sz w:val="52"/>
         </w:rPr>
-        <w:t>Programme de formation — Titre professionnel Manager d'établissement marchand</w:t>
+        <w:t>Programme de formation</w:t>
       </w:r>
     </w:p>
     <w:p>
+      <w:pPr>
+        <w:jc w:val="center"/>
+      </w:pPr>
       <w:r>
         <w:rPr>
           <w:b/>
-          <w:color w:val="C9A94D"/>
-          <w:sz w:val="28"/>
+          <w:color w:val="8A6D1F"/>
+          <w:sz w:val="32"/>
         </w:rPr>
-        <w:t>RNCP41853 • Niveau 5 (cadre national des certifications) • 560 h en centre + 280 h en entreprise</w:t>
+        <w:t>Titre professionnel Manager d'établissement marchand — RNCP41853</w:t>
       </w:r>
     </w:p>
     <w:p>
@@ -31,10 +78,41 @@
     </w:p>
     <w:p>
       <w:pPr>
+        <w:jc w:val="center"/>
+      </w:pPr>
+      <w:r>
+        <w:rPr>
+          <w:b w:val="0"/>
+          <w:color w:val="1B3A6B"/>
+          <w:sz w:val="24"/>
+        </w:rPr>
+        <w:t>Secrétariat Center — 7 rue Henri Cornu — 97490 Saint-Denis</w:t>
+      </w:r>
+    </w:p>
+    <w:p>
+      <w:pPr>
+        <w:jc w:val="center"/>
+      </w:pPr>
+      <w:r>
+        <w:rPr>
+          <w:b w:val="0"/>
+          <w:color w:val="1B3A6B"/>
+          <w:sz w:val="24"/>
+        </w:rPr>
+        <w:t>SIRET 814 622 262 00032  •  NDA 04973676397  •  Qualiopi 25FOR02027.1</w:t>
+      </w:r>
+    </w:p>
+    <w:p>
+      <w:r>
+        <w:br w:type="page"/>
+      </w:r>
+    </w:p>
+    <w:p>
+      <w:pPr>
         <w:pStyle w:val="Heading1"/>
       </w:pPr>
       <w:r>
-        <w:t>1. Identification</w:t>
+        <w:t>1. Identification de la certification</w:t>
       </w:r>
     </w:p>
     <w:tbl>
@@ -46,8 +124,8 @@
         <w:tblLook w:firstColumn="1" w:firstRow="1" w:lastColumn="0" w:lastRow="0" w:noHBand="0" w:noVBand="1" w:val="04A0"/>
       </w:tblPr>
       <w:tblGrid>
-        <w:gridCol w:w="2835"/>
-        <w:gridCol w:w="6804"/>
+        <w:gridCol w:w="2551"/>
+        <w:gridCol w:w="7087"/>
       </w:tblGrid>
       <w:tr>
         <w:trPr>
@@ -55,7 +133,7 @@
         </w:trPr>
         <w:tc>
           <w:tcPr>
-            <w:tcW w:type="dxa" w:w="2835"/>
+            <w:tcW w:type="dxa" w:w="2551"/>
             <w:shd w:val="clear" w:color="auto" w:fill="1B3A6B"/>
           </w:tcPr>
           <w:p>
@@ -72,7 +150,7 @@
         </w:tc>
         <w:tc>
           <w:tcPr>
-            <w:tcW w:type="dxa" w:w="6803"/>
+            <w:tcW w:type="dxa" w:w="7087"/>
             <w:shd w:val="clear" w:color="auto" w:fill="1B3A6B"/>
           </w:tcPr>
           <w:p>
@@ -89,9 +167,12 @@
         </w:tc>
       </w:tr>
       <w:tr>
+        <w:trPr>
+          <w:cantSplit w:val="true"/>
+        </w:trPr>
         <w:tc>
           <w:tcPr>
-            <w:tcW w:type="dxa" w:w="2835"/>
+            <w:tcW w:type="dxa" w:w="2551"/>
           </w:tcPr>
           <w:p>
             <w:r/>
@@ -106,7 +187,7 @@
         </w:tc>
         <w:tc>
           <w:tcPr>
-            <w:tcW w:type="dxa" w:w="6803"/>
+            <w:tcW w:type="dxa" w:w="7087"/>
           </w:tcPr>
           <w:p>
             <w:r/>
@@ -121,10 +202,13 @@
         </w:tc>
       </w:tr>
       <w:tr>
+        <w:trPr>
+          <w:cantSplit w:val="true"/>
+        </w:trPr>
         <w:tc>
           <w:tcPr>
-            <w:tcW w:type="dxa" w:w="2835"/>
-            <w:shd w:val="clear" w:color="auto" w:fill="F2F2F2"/>
+            <w:tcW w:type="dxa" w:w="2551"/>
+            <w:shd w:val="clear" w:color="auto" w:fill="E8EEF7"/>
           </w:tcPr>
           <w:p>
             <w:r/>
@@ -139,8 +223,8 @@
         </w:tc>
         <w:tc>
           <w:tcPr>
-            <w:tcW w:type="dxa" w:w="6803"/>
-            <w:shd w:val="clear" w:color="auto" w:fill="F2F2F2"/>
+            <w:tcW w:type="dxa" w:w="7087"/>
+            <w:shd w:val="clear" w:color="auto" w:fill="E8EEF7"/>
           </w:tcPr>
           <w:p>
             <w:r/>
@@ -155,9 +239,12 @@
         </w:tc>
       </w:tr>
       <w:tr>
+        <w:trPr>
+          <w:cantSplit w:val="true"/>
+        </w:trPr>
         <w:tc>
           <w:tcPr>
-            <w:tcW w:type="dxa" w:w="2835"/>
+            <w:tcW w:type="dxa" w:w="2551"/>
           </w:tcPr>
           <w:p>
             <w:r/>
@@ -172,7 +259,7 @@
         </w:tc>
         <w:tc>
           <w:tcPr>
-            <w:tcW w:type="dxa" w:w="6803"/>
+            <w:tcW w:type="dxa" w:w="7087"/>
           </w:tcPr>
           <w:p>
             <w:r/>
@@ -181,16 +268,19 @@
                 <w:b w:val="0"/>
                 <w:sz w:val="22"/>
               </w:rPr>
-              <w:t>Niveau 5 (cadre national des certifications)</w:t>
+              <w:t>Niveau 5 (cadre national des certifications 2019)</w:t>
             </w:r>
           </w:p>
         </w:tc>
       </w:tr>
       <w:tr>
+        <w:trPr>
+          <w:cantSplit w:val="true"/>
+        </w:trPr>
         <w:tc>
           <w:tcPr>
-            <w:tcW w:type="dxa" w:w="2835"/>
-            <w:shd w:val="clear" w:color="auto" w:fill="F2F2F2"/>
+            <w:tcW w:type="dxa" w:w="2551"/>
+            <w:shd w:val="clear" w:color="auto" w:fill="E8EEF7"/>
           </w:tcPr>
           <w:p>
             <w:r/>
@@ -205,8 +295,8 @@
         </w:tc>
         <w:tc>
           <w:tcPr>
-            <w:tcW w:type="dxa" w:w="6803"/>
-            <w:shd w:val="clear" w:color="auto" w:fill="F2F2F2"/>
+            <w:tcW w:type="dxa" w:w="7087"/>
+            <w:shd w:val="clear" w:color="auto" w:fill="E8EEF7"/>
           </w:tcPr>
           <w:p>
             <w:r/>
@@ -215,15 +305,54 @@
                 <w:b w:val="0"/>
                 <w:sz w:val="22"/>
               </w:rPr>
-              <w:t>Arrêté du 4 décembre 2025 (JO) — parcours certifiants à partir du 03/03/2026, échéance 02/03/2031</w:t>
+              <w:t>Arrêté du 4 décembre 2025 (JO du 07/12/2025) — effet au 03/03/2026, enregistrement jusqu'au 02/03/2031</w:t>
             </w:r>
           </w:p>
         </w:tc>
       </w:tr>
       <w:tr>
+        <w:trPr>
+          <w:cantSplit w:val="true"/>
+        </w:trPr>
         <w:tc>
           <w:tcPr>
-            <w:tcW w:type="dxa" w:w="2835"/>
+            <w:tcW w:type="dxa" w:w="2551"/>
+          </w:tcPr>
+          <w:p>
+            <w:r/>
+            <w:r>
+              <w:rPr>
+                <w:b w:val="0"/>
+                <w:sz w:val="22"/>
+              </w:rPr>
+              <w:t>Référentiels</w:t>
+            </w:r>
+          </w:p>
+        </w:tc>
+        <w:tc>
+          <w:tcPr>
+            <w:tcW w:type="dxa" w:w="7087"/>
+          </w:tcPr>
+          <w:p>
+            <w:r/>
+            <w:r>
+              <w:rPr>
+                <w:b w:val="0"/>
+                <w:sz w:val="22"/>
+              </w:rPr>
+              <w:t>REAC MEM — TP-00136 — millésime 09 du 10/12/2025 ; référentiel d'évaluation millésime 09</w:t>
+            </w:r>
+          </w:p>
+        </w:tc>
+      </w:tr>
+      <w:tr>
+        <w:trPr>
+          <w:cantSplit w:val="true"/>
+        </w:trPr>
+        <w:tc>
+          <w:tcPr>
+            <w:tcW w:type="dxa" w:w="2551"/>
+            <w:shd w:val="clear" w:color="auto" w:fill="E8EEF7"/>
           </w:tcPr>
           <w:p>
             <w:r/>
@@ -238,7 +367,8 @@
         </w:tc>
         <w:tc>
           <w:tcPr>
-            <w:tcW w:type="dxa" w:w="6803"/>
+            <w:tcW w:type="dxa" w:w="7087"/>
+            <w:shd w:val="clear" w:color="auto" w:fill="E8EEF7"/>
           </w:tcPr>
           <w:p>
             <w:r/>
@@ -247,16 +377,18 @@
                 <w:b w:val="0"/>
                 <w:sz w:val="22"/>
               </w:rPr>
-              <w:t>D1502, D1503, D1508, D1509</w:t>
+              <w:t>D1502, D1503, D1508, D1509, D1510</w:t>
             </w:r>
           </w:p>
         </w:tc>
       </w:tr>
       <w:tr>
+        <w:trPr>
+          <w:cantSplit w:val="true"/>
+        </w:trPr>
         <w:tc>
           <w:tcPr>
-            <w:tcW w:type="dxa" w:w="2835"/>
-            <w:shd w:val="clear" w:color="auto" w:fill="F2F2F2"/>
+            <w:tcW w:type="dxa" w:w="2551"/>
           </w:tcPr>
           <w:p>
             <w:r/>
@@ -265,14 +397,13 @@
                 <w:b w:val="0"/>
                 <w:sz w:val="22"/>
               </w:rPr>
-              <w:t>Organisme de formation</w:t>
+              <w:t>Code NSF</w:t>
             </w:r>
           </w:p>
         </w:tc>
         <w:tc>
           <w:tcPr>
-            <w:tcW w:type="dxa" w:w="6803"/>
-            <w:shd w:val="clear" w:color="auto" w:fill="F2F2F2"/>
+            <w:tcW w:type="dxa" w:w="7087"/>
           </w:tcPr>
           <w:p>
             <w:r/>
@@ -281,15 +412,19 @@
                 <w:b w:val="0"/>
                 <w:sz w:val="22"/>
               </w:rPr>
-              <w:t>YEBA FORMATIONS — NDA 04973676397 — Qualiopi 25FOR02027.1 (catégorie : actions de formation)</w:t>
+              <w:t>312m — Commerce, vente</w:t>
             </w:r>
           </w:p>
         </w:tc>
       </w:tr>
       <w:tr>
+        <w:trPr>
+          <w:cantSplit w:val="true"/>
+        </w:trPr>
         <w:tc>
           <w:tcPr>
-            <w:tcW w:type="dxa" w:w="2835"/>
+            <w:tcW w:type="dxa" w:w="2551"/>
+            <w:shd w:val="clear" w:color="auto" w:fill="E8EEF7"/>
           </w:tcPr>
           <w:p>
             <w:r/>
@@ -298,13 +433,14 @@
                 <w:b w:val="0"/>
                 <w:sz w:val="22"/>
               </w:rPr>
-              <w:t>Centre d'examen</w:t>
+              <w:t>Formacodes</w:t>
             </w:r>
           </w:p>
         </w:tc>
         <w:tc>
           <w:tcPr>
-            <w:tcW w:type="dxa" w:w="6803"/>
+            <w:tcW w:type="dxa" w:w="7087"/>
+            <w:shd w:val="clear" w:color="auto" w:fill="E8EEF7"/>
           </w:tcPr>
           <w:p>
             <w:r/>
@@ -312,9 +448,43 @@
               <w:rPr>
                 <w:b w:val="0"/>
                 <w:sz w:val="22"/>
-                <w:highlight w:val="yellow"/>
               </w:rPr>
-              <w:t>[À COMPLÉTER : YEBA FORMATIONS si agrément DEETS obtenu pour ce titre, sinon centre agréé partenaire]</w:t>
+              <w:t>34566, 34587, 34588, 34559, 34502</w:t>
+            </w:r>
+          </w:p>
+        </w:tc>
+      </w:tr>
+      <w:tr>
+        <w:trPr>
+          <w:cantSplit w:val="true"/>
+        </w:trPr>
+        <w:tc>
+          <w:tcPr>
+            <w:tcW w:type="dxa" w:w="2551"/>
+          </w:tcPr>
+          <w:p>
+            <w:r/>
+            <w:r>
+              <w:rPr>
+                <w:b w:val="0"/>
+                <w:sz w:val="22"/>
+              </w:rPr>
+              <w:t>Organisme</w:t>
+            </w:r>
+          </w:p>
+        </w:tc>
+        <w:tc>
+          <w:tcPr>
+            <w:tcW w:type="dxa" w:w="7087"/>
+          </w:tcPr>
+          <w:p>
+            <w:r/>
+            <w:r>
+              <w:rPr>
+                <w:b w:val="0"/>
+                <w:sz w:val="22"/>
+              </w:rPr>
+              <w:t>YEBA FORMATIONS — Entreprise individuelle — SIRET 814 622 262 00032 — NDA 04973676397 — Qualiopi 25FOR02027.1</w:t>
             </w:r>
           </w:p>
         </w:tc>
@@ -326,7 +496,7 @@
         <w:pStyle w:val="Heading1"/>
       </w:pPr>
       <w:r>
-        <w:t>2. Public et conditions d'accès</w:t>
+        <w:t>2. Public, prérequis et admission</w:t>
       </w:r>
     </w:p>
     <w:p>
@@ -334,15 +504,7 @@
         <w:rPr>
           <w:b w:val="0"/>
         </w:rPr>
-        <w:t>Demandeurs d'emploi (orientés par France Travail ou les Missions Locales), salariés en reconversion ou en évolution (CPF, projet de transition professionnelle, plan de développement des compétences), personnes en situation de handicap (parcours adapté).</w:t>
-      </w:r>
-    </w:p>
-    <w:p>
-      <w:pPr>
-        <w:pStyle w:val="Heading3"/>
-      </w:pPr>
-      <w:r>
-        <w:t>Prérequis et admission</w:t>
+        <w:t>Demandeurs d'emploi orientés par France Travail ou les Missions Locales, salariés du commerce en évolution vers l'encadrement, personnes en reconversion, personnes en situation de handicap (parcours adapté).</w:t>
       </w:r>
     </w:p>
     <w:p>
@@ -353,7 +515,7 @@
         <w:rPr>
           <w:b w:val="0"/>
         </w:rPr>
-        <w:t>Aucun prérequis réglementaire fixé par le titre.</w:t>
+        <w:t>Aucun prérequis réglementaire n'est fixé par le titre.</w:t>
       </w:r>
     </w:p>
     <w:p>
@@ -364,7 +526,7 @@
         <w:rPr>
           <w:b w:val="0"/>
         </w:rPr>
-        <w:t>Critères d'admission YEBA FORMATIONS : expérience dans la vente, le commerce ou l'encadrement (même courte, y compris job étudiant) OU niveau 4 (bac) ; maîtrise du français écrit et oral ; bases de l'outil informatique.</w:t>
+        <w:t>Critères d'admission YEBA FORMATIONS : une première expérience en vente, commerce ou relation client (y compris job étudiant ou stage), OU un niveau 4 (baccalauréat) ; maîtrise du français écrit et oral ; bases de l'outil informatique.</w:t>
       </w:r>
     </w:p>
     <w:p>
@@ -375,7 +537,7 @@
         <w:rPr>
           <w:b w:val="0"/>
         </w:rPr>
-        <w:t>Validation par : information collective + test de positionnement + entretien individuel de motivation (projet professionnel).</w:t>
+        <w:t>Admission après : information collective, positionnement et entretien individuel de motivation.</w:t>
       </w:r>
     </w:p>
     <w:p>
@@ -394,20 +556,7 @@
         <w:rPr>
           <w:b w:val="0"/>
         </w:rPr>
-        <w:t xml:space="preserve">Information collective : </w:t>
-      </w:r>
-      <w:r>
-        <w:rPr>
-          <w:b w:val="0"/>
-          <w:highlight w:val="yellow"/>
-        </w:rPr>
-        <w:t>[À COMPLÉTER : dates]</w:t>
-      </w:r>
-      <w:r>
-        <w:rPr>
-          <w:b w:val="0"/>
-        </w:rPr>
-        <w:t xml:space="preserve"> ; réponse à la candidature sous 10 jours ouvrés après l'entretien.</w:t>
+        <w:t>Informations collectives : au moins deux, entre 3 et 1 mois avant le démarrage.</w:t>
       </w:r>
     </w:p>
     <w:p>
@@ -418,20 +567,7 @@
         <w:rPr>
           <w:b w:val="0"/>
         </w:rPr>
-        <w:t xml:space="preserve">Financement CPF : respect du délai minimal imposé par Mon Compte Formation entre la proposition et l'entrée en formation </w:t>
-      </w:r>
-      <w:r>
-        <w:rPr>
-          <w:b w:val="0"/>
-          <w:highlight w:val="yellow"/>
-        </w:rPr>
-        <w:t>[À VÉRIFIER : délai en vigueur sur EDOF]</w:t>
-      </w:r>
-      <w:r>
-        <w:rPr>
-          <w:b w:val="0"/>
-        </w:rPr>
-        <w:t>.</w:t>
+        <w:t>Réponse écrite à chaque candidature sous 10 jours ouvrés après l'entretien.</w:t>
       </w:r>
     </w:p>
     <w:p>
@@ -442,14 +578,26 @@
         <w:rPr>
           <w:b w:val="0"/>
         </w:rPr>
-        <w:t xml:space="preserve">Financement France Travail (AIF) : dépôt du devis sur KAIROS au moins 15 jours avant le démarrage </w:t>
+        <w:t>Inscription possible jusqu'à 10 jours ouvrés avant le démarrage, sous réserve de places et de financement.</w:t>
+      </w:r>
+    </w:p>
+    <w:p>
+      <w:pPr>
+        <w:pStyle w:val="ListBullet"/>
+      </w:pPr>
+      <w:r>
+        <w:rPr>
+          <w:b w:val="0"/>
+        </w:rPr>
+        <w:t xml:space="preserve">Financement CPF : respect du délai imposé par Mon Compte Formation entre la proposition et l'entrée </w:t>
       </w:r>
       <w:r>
         <w:rPr>
-          <w:b w:val="0"/>
-          <w:highlight w:val="yellow"/>
+          <w:b/>
+          <w:i/>
+          <w:color w:val="8A6D1F"/>
         </w:rPr>
-        <w:t>[À VÉRIFIER : délai local France Travail Réunion]</w:t>
+        <w:t>[À VÉRIFIER : délai en vigueur]</w:t>
       </w:r>
       <w:r>
         <w:rPr>
@@ -463,7 +611,15 @@
         <w:pStyle w:val="Heading1"/>
       </w:pPr>
       <w:r>
-        <w:t>3. Objectifs — compétences visées</w:t>
+        <w:t>3. Objectifs de la formation</w:t>
+      </w:r>
+    </w:p>
+    <w:p>
+      <w:r>
+        <w:rPr>
+          <w:b w:val="0"/>
+        </w:rPr>
+        <w:t>À l'issue de la formation, le stagiaire est capable d'exercer l'emploi de manager d'établissement marchand et de se présenter aux épreuves du titre professionnel. Les objectifs reprennent les compétences professionnelles du référentiel :</w:t>
       </w:r>
     </w:p>
     <w:p>
@@ -471,7 +627,7 @@
         <w:pStyle w:val="Heading3"/>
       </w:pPr>
       <w:r>
-        <w:t>CCP1 — RNCP41853BC01 : Manager l'équipe de son périmètre au sein de l'établissement marchand</w:t>
+        <w:t>CCP1 — Manager l'équipe de son périmètre au sein de l'établissement marchand</w:t>
       </w:r>
     </w:p>
     <w:p>
@@ -482,7 +638,7 @@
         <w:rPr>
           <w:b w:val="0"/>
         </w:rPr>
-        <w:t>Animer l'équipe de son périmètre — Conduire un briefing, un débriefing et une réunion d'équipe qui mobilisent.</w:t>
+        <w:t>Animer l'équipe de son périmètre : Mobiliser l'équipe et favoriser sa cohésion autour des objectifs de l'établissement.</w:t>
       </w:r>
     </w:p>
     <w:p>
@@ -493,7 +649,7 @@
         <w:rPr>
           <w:b w:val="0"/>
         </w:rPr>
-        <w:t>Planifier et coordonner l'activité de l'équipe — Construire un planning conforme au droit du travail et aux flux clients.</w:t>
+        <w:t>Planifier et coordonner l'activité de l'équipe : Élaborer et ajuster des plannings conformes à la réglementation et à l'activité prévue.</w:t>
       </w:r>
     </w:p>
     <w:p>
@@ -504,7 +660,7 @@
         <w:rPr>
           <w:b w:val="0"/>
         </w:rPr>
-        <w:t>Accompagner la performance individuelle des collaborateurs — Fixer des objectifs, conduire un entretien et organiser une montée en compétences.</w:t>
+        <w:t>Accompagner la performance individuelle des collaborateurs : Évaluer les compétences et accompagner la progression de chaque collaborateur.</w:t>
       </w:r>
     </w:p>
     <w:p>
@@ -515,7 +671,7 @@
         <w:rPr>
           <w:b w:val="0"/>
         </w:rPr>
-        <w:t>Contribuer au recrutement et à l'intégration — Définir un besoin, sélectionner sans discriminer et réussir une intégration.</w:t>
+        <w:t>Contribuer au recrutement et à l'intégration : Participer au recrutement et réussir l'intégration d'une nouvelle recrue.</w:t>
       </w:r>
     </w:p>
     <w:p>
@@ -523,7 +679,7 @@
         <w:pStyle w:val="Heading3"/>
       </w:pPr>
       <w:r>
-        <w:t>CCP2 — RNCP41853BC02 : Développer la dynamique commerciale de son périmètre au sein de l'établissement marchand</w:t>
+        <w:t>CCP2 — Développer la dynamique commerciale de son périmètre au sein de l'établissement marchand</w:t>
       </w:r>
     </w:p>
     <w:p>
@@ -534,7 +690,7 @@
         <w:rPr>
           <w:b w:val="0"/>
         </w:rPr>
-        <w:t>Gérer l'approvisionnement de son périmètre — Anticiper les besoins, commander, réceptionner et stocker en limitant le gaspillage.</w:t>
+        <w:t>Gérer l'approvisionnement de son périmètre : Anticiper les besoins, commander, réceptionner et stocker en limitant le gaspillage.</w:t>
       </w:r>
     </w:p>
     <w:p>
@@ -545,7 +701,7 @@
         <w:rPr>
           <w:b w:val="0"/>
         </w:rPr>
-        <w:t>Organiser et mettre en œuvre le merchandising — Implanter l'offre et conduire une opération commerciale rentable.</w:t>
+        <w:t>Organiser et mettre en œuvre le merchandising : Implanter l'offre et conduire des opérations commerciales cohérentes avec les objectifs.</w:t>
       </w:r>
     </w:p>
     <w:p>
@@ -556,7 +712,7 @@
         <w:rPr>
           <w:b w:val="0"/>
         </w:rPr>
-        <w:t>Participer à l'amélioration de l'expérience client — Mesurer et améliorer la satisfaction client, y compris pour les clients en situation de handicap.</w:t>
+        <w:t>Participer à l'amélioration de l'expérience client : Identifier les attentes des clients et améliorer leur satisfaction sur tous les canaux.</w:t>
       </w:r>
     </w:p>
     <w:p>
@@ -564,7 +720,7 @@
         <w:pStyle w:val="Heading3"/>
       </w:pPr>
       <w:r>
-        <w:t>CCP3 — RNCP41853BC03 : Contribuer à la performance commerciale et à la rentabilité de son périmètre au sein de l'établissement marchand</w:t>
+        <w:t>CCP3 — Contribuer à la performance commerciale et à la rentabilité de son périmètre au sein de l'établissement marchand</w:t>
       </w:r>
     </w:p>
     <w:p>
@@ -575,7 +731,7 @@
         <w:rPr>
           <w:b w:val="0"/>
         </w:rPr>
-        <w:t>Analyser la performance commerciale de son périmètre — Lire et commenter un tableau de bord commercial.</w:t>
+        <w:t>Analyser la performance commerciale de son périmètre : Collecter, calculer et analyser les indicateurs commerciaux, puis alerter sa hiérarchie.</w:t>
       </w:r>
     </w:p>
     <w:p>
@@ -586,7 +742,7 @@
         <w:rPr>
           <w:b w:val="0"/>
         </w:rPr>
-        <w:t>Analyser la rentabilité de son périmètre — Calculer et interpréter marge, frais et contribution du rayon.</w:t>
+        <w:t>Analyser la rentabilité de son périmètre : Calculer et interpréter les indicateurs de rentabilité et formuler des pistes d'optimisation.</w:t>
       </w:r>
     </w:p>
     <w:p>
@@ -597,7 +753,7 @@
         <w:rPr>
           <w:b w:val="0"/>
         </w:rPr>
-        <w:t>Proposer des actions correctives et suivre le plan d'actions — Présenter à sa hiérarchie un plan d'actions argumenté et en assurer le suivi.</w:t>
+        <w:t>Proposer des actions correctives et suivre le plan d'actions : Proposer à sa hiérarchie un plan d'actions réaliste et en assurer le suivi.</w:t>
       </w:r>
     </w:p>
     <w:p>
@@ -605,7 +761,7 @@
         <w:pStyle w:val="Heading3"/>
       </w:pPr>
       <w:r>
-        <w:t>Compétences transversales (plus-value YEBA FORMATIONS)</w:t>
+        <w:t>Compétences complémentaires (plus-value YEBA FORMATIONS)</w:t>
       </w:r>
     </w:p>
     <w:p>
@@ -616,7 +772,7 @@
         <w:rPr>
           <w:b w:val="0"/>
         </w:rPr>
-        <w:t>Accueil, intégration et positionnement (14 h)</w:t>
+        <w:t>Accueil, intégration et positionnement (14 h) : Comprendre le parcours, ses règles et ses exigences, et situer ses acquis de départ.</w:t>
       </w:r>
     </w:p>
     <w:p>
@@ -627,7 +783,7 @@
         <w:rPr>
           <w:b w:val="0"/>
         </w:rPr>
-        <w:t>IA appliquée au management et au commerce (module distinctif YEBA) (42 h)</w:t>
+        <w:t>Outils bureautiques et tableur (21 h) : Utiliser le traitement de texte et le tableur au niveau exigé par les épreuves du titre.</w:t>
       </w:r>
     </w:p>
     <w:p>
@@ -638,7 +794,7 @@
         <w:rPr>
           <w:b w:val="0"/>
         </w:rPr>
-        <w:t>Bureautique et tableur pour les épreuves (21 h)</w:t>
+        <w:t>Préparer la période en entreprise (14 h) : Trouver la structure d'accueil et préparer la collecte des éléments exigés par les productions d'examen.</w:t>
       </w:r>
     </w:p>
     <w:p>
@@ -649,7 +805,7 @@
         <w:rPr>
           <w:b w:val="0"/>
         </w:rPr>
-        <w:t>Dossier professionnel et productions pour l'examen (21 h)</w:t>
+        <w:t>Bilan individuel de mi-parcours (7 h) : Faire le point sur sa progression, ses freins et son projet avant la période en entreprise.</w:t>
       </w:r>
     </w:p>
     <w:p>
@@ -660,7 +816,7 @@
         <w:rPr>
           <w:b w:val="0"/>
         </w:rPr>
-        <w:t>Préparation de la période en entreprise et recherche d'emploi (14 h)</w:t>
+        <w:t>IA appliquée au management et au commerce (42 h) : Utiliser l'IA générative de façon utile, vérifiée et conforme au RGPD et à l'IA Act.</w:t>
       </w:r>
     </w:p>
     <w:p>
@@ -671,7 +827,7 @@
         <w:rPr>
           <w:b w:val="0"/>
         </w:rPr>
-        <w:t>Entraînement aux épreuves du titre (21 h)</w:t>
+        <w:t>Productions d'examen et dossier professionnel (21 h) : Finaliser les deux documents, les deux diaporamas et le dossier professionnel exigés par le référentiel d'évaluation.</w:t>
       </w:r>
     </w:p>
     <w:p>
@@ -682,7 +838,7 @@
         <w:rPr>
           <w:b w:val="0"/>
         </w:rPr>
-        <w:t>Suivi individuel et prévention du décrochage (7 h)</w:t>
+        <w:t>Entraînement aux épreuves du titre (21 h) : Se présenter à la session de validation dans les conditions réelles.</w:t>
       </w:r>
     </w:p>
     <w:p>
@@ -690,7 +846,7 @@
         <w:pStyle w:val="Heading1"/>
       </w:pPr>
       <w:r>
-        <w:t>4. Durée, rythme et organisation</w:t>
+        <w:t>4. Durée, dates, horaires et lieu</w:t>
       </w:r>
     </w:p>
     <w:tbl>
@@ -702,8 +858,8 @@
         <w:tblLook w:firstColumn="1" w:firstRow="1" w:lastColumn="0" w:lastRow="0" w:noHBand="0" w:noVBand="1" w:val="04A0"/>
       </w:tblPr>
       <w:tblGrid>
-        <w:gridCol w:w="2835"/>
-        <w:gridCol w:w="6804"/>
+        <w:gridCol w:w="2551"/>
+        <w:gridCol w:w="7087"/>
       </w:tblGrid>
       <w:tr>
         <w:trPr>
@@ -711,7 +867,7 @@
         </w:trPr>
         <w:tc>
           <w:tcPr>
-            <w:tcW w:type="dxa" w:w="2835"/>
+            <w:tcW w:type="dxa" w:w="2551"/>
             <w:shd w:val="clear" w:color="auto" w:fill="1B3A6B"/>
           </w:tcPr>
           <w:p>
@@ -728,7 +884,7 @@
         </w:tc>
         <w:tc>
           <w:tcPr>
-            <w:tcW w:type="dxa" w:w="6803"/>
+            <w:tcW w:type="dxa" w:w="7087"/>
             <w:shd w:val="clear" w:color="auto" w:fill="1B3A6B"/>
           </w:tcPr>
           <w:p>
@@ -745,9 +901,12 @@
         </w:tc>
       </w:tr>
       <w:tr>
+        <w:trPr>
+          <w:cantSplit w:val="true"/>
+        </w:trPr>
         <w:tc>
           <w:tcPr>
-            <w:tcW w:type="dxa" w:w="2835"/>
+            <w:tcW w:type="dxa" w:w="2551"/>
           </w:tcPr>
           <w:p>
             <w:r/>
@@ -762,7 +921,7 @@
         </w:tc>
         <w:tc>
           <w:tcPr>
-            <w:tcW w:type="dxa" w:w="6803"/>
+            <w:tcW w:type="dxa" w:w="7087"/>
           </w:tcPr>
           <w:p>
             <w:r/>
@@ -771,16 +930,19 @@
                 <w:b w:val="0"/>
                 <w:sz w:val="22"/>
               </w:rPr>
-              <w:t>560 heures</w:t>
+              <w:t>560 heures (80 jours de 7 h)</w:t>
             </w:r>
           </w:p>
         </w:tc>
       </w:tr>
       <w:tr>
+        <w:trPr>
+          <w:cantSplit w:val="true"/>
+        </w:trPr>
         <w:tc>
           <w:tcPr>
-            <w:tcW w:type="dxa" w:w="2835"/>
-            <w:shd w:val="clear" w:color="auto" w:fill="F2F2F2"/>
+            <w:tcW w:type="dxa" w:w="2551"/>
+            <w:shd w:val="clear" w:color="auto" w:fill="E8EEF7"/>
           </w:tcPr>
           <w:p>
             <w:r/>
@@ -795,8 +957,8 @@
         </w:tc>
         <w:tc>
           <w:tcPr>
-            <w:tcW w:type="dxa" w:w="6803"/>
-            <w:shd w:val="clear" w:color="auto" w:fill="F2F2F2"/>
+            <w:tcW w:type="dxa" w:w="7087"/>
+            <w:shd w:val="clear" w:color="auto" w:fill="E8EEF7"/>
           </w:tcPr>
           <w:p>
             <w:r/>
@@ -805,15 +967,18 @@
                 <w:b w:val="0"/>
                 <w:sz w:val="22"/>
               </w:rPr>
-              <w:t>280 heures — 280 h minimum — article 6 de l'arrêté du 4 décembre 2025 (cité sur la fiche RNCP41853)</w:t>
+              <w:t>280 heures — 280 h minimum pour le titre (140 h pour le CCP « Manager l'équipe », 140 h pour le CCP « Contribuer à la performance ») — référentiel d'évaluation MEM v09</w:t>
             </w:r>
           </w:p>
         </w:tc>
       </w:tr>
       <w:tr>
+        <w:trPr>
+          <w:cantSplit w:val="true"/>
+        </w:trPr>
         <w:tc>
           <w:tcPr>
-            <w:tcW w:type="dxa" w:w="2835"/>
+            <w:tcW w:type="dxa" w:w="2551"/>
           </w:tcPr>
           <w:p>
             <w:r/>
@@ -822,13 +987,13 @@
                 <w:b w:val="0"/>
                 <w:sz w:val="22"/>
               </w:rPr>
-              <w:t>Durée totale du parcours</w:t>
+              <w:t>Durée totale</w:t>
             </w:r>
           </w:p>
         </w:tc>
         <w:tc>
           <w:tcPr>
-            <w:tcW w:type="dxa" w:w="6803"/>
+            <w:tcW w:type="dxa" w:w="7087"/>
           </w:tcPr>
           <w:p>
             <w:r/>
@@ -837,16 +1002,19 @@
                 <w:b w:val="0"/>
                 <w:sz w:val="22"/>
               </w:rPr>
-              <w:t>840 heures (hors session d'examen)</w:t>
+              <w:t>840 heures, hors session d'examen</w:t>
             </w:r>
           </w:p>
         </w:tc>
       </w:tr>
       <w:tr>
+        <w:trPr>
+          <w:cantSplit w:val="true"/>
+        </w:trPr>
         <w:tc>
           <w:tcPr>
-            <w:tcW w:type="dxa" w:w="2835"/>
-            <w:shd w:val="clear" w:color="auto" w:fill="F2F2F2"/>
+            <w:tcW w:type="dxa" w:w="2551"/>
+            <w:shd w:val="clear" w:color="auto" w:fill="E8EEF7"/>
           </w:tcPr>
           <w:p>
             <w:r/>
@@ -855,14 +1023,14 @@
                 <w:b w:val="0"/>
                 <w:sz w:val="22"/>
               </w:rPr>
-              <w:t>Rythme</w:t>
+              <w:t>Dates proposées</w:t>
             </w:r>
           </w:p>
         </w:tc>
         <w:tc>
           <w:tcPr>
-            <w:tcW w:type="dxa" w:w="6803"/>
-            <w:shd w:val="clear" w:color="auto" w:fill="F2F2F2"/>
+            <w:tcW w:type="dxa" w:w="7087"/>
+            <w:shd w:val="clear" w:color="auto" w:fill="E8EEF7"/>
           </w:tcPr>
           <w:p>
             <w:r/>
@@ -871,23 +1039,99 @@
                 <w:b w:val="0"/>
                 <w:sz w:val="22"/>
               </w:rPr>
-              <w:t xml:space="preserve">35 h / semaine — </w:t>
-            </w:r>
-            <w:r>
-              <w:rPr>
-                <w:b w:val="0"/>
-                <w:sz w:val="22"/>
-                <w:highlight w:val="yellow"/>
-              </w:rPr>
-              <w:t>[À COMPLÉTER : horaires, ex. 8 h 00 – 12 h 00 / 13 h 00 – 16 h 00]</w:t>
+              <w:t>du lundi 1 mars 2027 au jeudi 19 août 2027</w:t>
             </w:r>
           </w:p>
         </w:tc>
       </w:tr>
       <w:tr>
+        <w:trPr>
+          <w:cantSplit w:val="true"/>
+        </w:trPr>
         <w:tc>
           <w:tcPr>
-            <w:tcW w:type="dxa" w:w="2835"/>
+            <w:tcW w:type="dxa" w:w="2551"/>
+          </w:tcPr>
+          <w:p>
+            <w:r/>
+            <w:r>
+              <w:rPr>
+                <w:b w:val="0"/>
+                <w:sz w:val="22"/>
+              </w:rPr>
+              <w:t>Session d'examen</w:t>
+            </w:r>
+          </w:p>
+        </w:tc>
+        <w:tc>
+          <w:tcPr>
+            <w:tcW w:type="dxa" w:w="7087"/>
+          </w:tcPr>
+          <w:p>
+            <w:r/>
+            <w:r>
+              <w:rPr>
+                <w:b w:val="0"/>
+                <w:sz w:val="22"/>
+              </w:rPr>
+              <w:t xml:space="preserve">semaine du 23/08/2027 au 27/08/2027 </w:t>
+            </w:r>
+            <w:r>
+              <w:rPr>
+                <w:b/>
+                <w:i/>
+                <w:color w:val="8A6D1F"/>
+                <w:sz w:val="22"/>
+              </w:rPr>
+              <w:t>[À VÉRIFIER : date fixée avec la DEETS ou le centre agréé]</w:t>
+            </w:r>
+          </w:p>
+        </w:tc>
+      </w:tr>
+      <w:tr>
+        <w:trPr>
+          <w:cantSplit w:val="true"/>
+        </w:trPr>
+        <w:tc>
+          <w:tcPr>
+            <w:tcW w:type="dxa" w:w="2551"/>
+            <w:shd w:val="clear" w:color="auto" w:fill="E8EEF7"/>
+          </w:tcPr>
+          <w:p>
+            <w:r/>
+            <w:r>
+              <w:rPr>
+                <w:b w:val="0"/>
+                <w:sz w:val="22"/>
+              </w:rPr>
+              <w:t>Horaires</w:t>
+            </w:r>
+          </w:p>
+        </w:tc>
+        <w:tc>
+          <w:tcPr>
+            <w:tcW w:type="dxa" w:w="7087"/>
+            <w:shd w:val="clear" w:color="auto" w:fill="E8EEF7"/>
+          </w:tcPr>
+          <w:p>
+            <w:r/>
+            <w:r>
+              <w:rPr>
+                <w:b w:val="0"/>
+                <w:sz w:val="22"/>
+              </w:rPr>
+              <w:t>8 h 00 – 16 h 00 — matin 8 h 00 – 12 h 00 (4 h), après-midi 13 h 00 – 16 h 00 (3 h)</w:t>
+            </w:r>
+          </w:p>
+        </w:tc>
+      </w:tr>
+      <w:tr>
+        <w:trPr>
+          <w:cantSplit w:val="true"/>
+        </w:trPr>
+        <w:tc>
+          <w:tcPr>
+            <w:tcW w:type="dxa" w:w="2551"/>
           </w:tcPr>
           <w:p>
             <w:r/>
@@ -902,26 +1146,7 @@
         </w:tc>
         <w:tc>
           <w:tcPr>
-            <w:tcW w:type="dxa" w:w="6803"/>
-          </w:tcPr>
-          <w:p>
-            <w:r/>
-            <w:r>
-              <w:rPr>
-                <w:b w:val="0"/>
-                <w:sz w:val="22"/>
-                <w:highlight w:val="yellow"/>
-              </w:rPr>
-              <w:t>[À COMPLÉTER : ex. 15 min le matin, 15 min l'après-midi]</w:t>
-            </w:r>
-          </w:p>
-        </w:tc>
-      </w:tr>
-      <w:tr>
-        <w:tc>
-          <w:tcPr>
-            <w:tcW w:type="dxa" w:w="2835"/>
-            <w:shd w:val="clear" w:color="auto" w:fill="F2F2F2"/>
+            <w:tcW w:type="dxa" w:w="7087"/>
           </w:tcPr>
           <w:p>
             <w:r/>
@@ -930,32 +1155,19 @@
                 <w:b w:val="0"/>
                 <w:sz w:val="22"/>
               </w:rPr>
-              <w:t>Dates de session</w:t>
-            </w:r>
-          </w:p>
-        </w:tc>
-        <w:tc>
-          <w:tcPr>
-            <w:tcW w:type="dxa" w:w="6803"/>
-            <w:shd w:val="clear" w:color="auto" w:fill="F2F2F2"/>
-          </w:tcPr>
-          <w:p>
-            <w:r/>
-            <w:r>
-              <w:rPr>
-                <w:b w:val="0"/>
-                <w:sz w:val="22"/>
-                <w:highlight w:val="yellow"/>
-              </w:rPr>
-              <w:t>[À COMPLÉTER : date de début — date de fin]</w:t>
+              <w:t>10 h 00 – 10 h 15 et 15 h 00 – 15 h 15 ; déjeuner 12 h 00 – 13 h 00 (non comptée dans la durée de formation)</w:t>
             </w:r>
           </w:p>
         </w:tc>
       </w:tr>
       <w:tr>
+        <w:trPr>
+          <w:cantSplit w:val="true"/>
+        </w:trPr>
         <w:tc>
           <w:tcPr>
-            <w:tcW w:type="dxa" w:w="2835"/>
+            <w:tcW w:type="dxa" w:w="2551"/>
+            <w:shd w:val="clear" w:color="auto" w:fill="E8EEF7"/>
           </w:tcPr>
           <w:p>
             <w:r/>
@@ -970,7 +1182,8 @@
         </w:tc>
         <w:tc>
           <w:tcPr>
-            <w:tcW w:type="dxa" w:w="6803"/>
+            <w:tcW w:type="dxa" w:w="7087"/>
+            <w:shd w:val="clear" w:color="auto" w:fill="E8EEF7"/>
           </w:tcPr>
           <w:p>
             <w:r/>
@@ -978,18 +1191,57 @@
               <w:rPr>
                 <w:b w:val="0"/>
                 <w:sz w:val="22"/>
-                <w:highlight w:val="yellow"/>
               </w:rPr>
-              <w:t>[À COMPLÉTER : adresse des locaux ; accessibilité PMR]</w:t>
+              <w:t>Secrétariat Center — 7 rue Henri Cornu — 97490 Saint-Denis</w:t>
             </w:r>
           </w:p>
         </w:tc>
       </w:tr>
       <w:tr>
+        <w:trPr>
+          <w:cantSplit w:val="true"/>
+        </w:trPr>
         <w:tc>
           <w:tcPr>
-            <w:tcW w:type="dxa" w:w="2835"/>
-            <w:shd w:val="clear" w:color="auto" w:fill="F2F2F2"/>
+            <w:tcW w:type="dxa" w:w="2551"/>
+          </w:tcPr>
+          <w:p>
+            <w:r/>
+            <w:r>
+              <w:rPr>
+                <w:b w:val="0"/>
+                <w:sz w:val="22"/>
+              </w:rPr>
+              <w:t>Accessibilité</w:t>
+            </w:r>
+          </w:p>
+        </w:tc>
+        <w:tc>
+          <w:tcPr>
+            <w:tcW w:type="dxa" w:w="7087"/>
+          </w:tcPr>
+          <w:p>
+            <w:r/>
+            <w:r>
+              <w:rPr>
+                <w:b/>
+                <w:i/>
+                <w:color w:val="8A6D1F"/>
+                <w:sz w:val="22"/>
+              </w:rPr>
+              <w:t>[À VÉRIFIER : accès PMR, toilettes adaptées et salle de pause du Secrétariat Center]</w:t>
+            </w:r>
+          </w:p>
+        </w:tc>
+      </w:tr>
+      <w:tr>
+        <w:trPr>
+          <w:cantSplit w:val="true"/>
+        </w:trPr>
+        <w:tc>
+          <w:tcPr>
+            <w:tcW w:type="dxa" w:w="2551"/>
+            <w:shd w:val="clear" w:color="auto" w:fill="E8EEF7"/>
           </w:tcPr>
           <w:p>
             <w:r/>
@@ -1004,26 +1256,30 @@
         </w:tc>
         <w:tc>
           <w:tcPr>
-            <w:tcW w:type="dxa" w:w="6803"/>
-            <w:shd w:val="clear" w:color="auto" w:fill="F2F2F2"/>
+            <w:tcW w:type="dxa" w:w="7087"/>
+            <w:shd w:val="clear" w:color="auto" w:fill="E8EEF7"/>
           </w:tcPr>
           <w:p>
             <w:r/>
             <w:r>
               <w:rPr>
-                <w:b w:val="0"/>
+                <w:b/>
+                <w:i/>
+                <w:color w:val="8A6D1F"/>
                 <w:sz w:val="22"/>
-                <w:highlight w:val="yellow"/>
               </w:rPr>
-              <w:t>[À COMPLÉTER : minimum / maximum, ex. 8 à 14 stagiaires]</w:t>
+              <w:t>[À COMPLÉTER : minimum et maximum, par exemple 8 à 12 stagiaires]</w:t>
             </w:r>
           </w:p>
         </w:tc>
       </w:tr>
       <w:tr>
+        <w:trPr>
+          <w:cantSplit w:val="true"/>
+        </w:trPr>
         <w:tc>
           <w:tcPr>
-            <w:tcW w:type="dxa" w:w="2835"/>
+            <w:tcW w:type="dxa" w:w="2551"/>
           </w:tcPr>
           <w:p>
             <w:r/>
@@ -1038,7 +1294,7 @@
         </w:tc>
         <w:tc>
           <w:tcPr>
-            <w:tcW w:type="dxa" w:w="6803"/>
+            <w:tcW w:type="dxa" w:w="7087"/>
           </w:tcPr>
           <w:p>
             <w:r/>
@@ -1047,56 +1303,7 @@
                 <w:b w:val="0"/>
                 <w:sz w:val="22"/>
               </w:rPr>
-              <w:t xml:space="preserve">Présentiel (possibilité de modules à distance synchrones : </w:t>
-            </w:r>
-            <w:r>
-              <w:rPr>
-                <w:b w:val="0"/>
-                <w:sz w:val="22"/>
-                <w:highlight w:val="yellow"/>
-              </w:rPr>
-              <w:t>[À COMPLÉTER]</w:t>
-            </w:r>
-            <w:r>
-              <w:rPr>
-                <w:b w:val="0"/>
-                <w:sz w:val="22"/>
-              </w:rPr>
-              <w:t>)</w:t>
-            </w:r>
-          </w:p>
-        </w:tc>
-      </w:tr>
-      <w:tr>
-        <w:tc>
-          <w:tcPr>
-            <w:tcW w:type="dxa" w:w="2835"/>
-            <w:shd w:val="clear" w:color="auto" w:fill="F2F2F2"/>
-          </w:tcPr>
-          <w:p>
-            <w:r/>
-            <w:r>
-              <w:rPr>
-                <w:b w:val="0"/>
-                <w:sz w:val="22"/>
-              </w:rPr>
-              <w:t>Épreuves du titre</w:t>
-            </w:r>
-          </w:p>
-        </w:tc>
-        <w:tc>
-          <w:tcPr>
-            <w:tcW w:type="dxa" w:w="6803"/>
-            <w:shd w:val="clear" w:color="auto" w:fill="F2F2F2"/>
-          </w:tcPr>
-          <w:p>
-            <w:r/>
-            <w:r>
-              <w:rPr>
-                <w:b w:val="0"/>
-                <w:sz w:val="22"/>
-              </w:rPr>
-              <w:t>7 h 55 par candidat (mise en situation professionnelle 4 h + entretien technique 1 h 30 + questionnement à partir de productions 2 h 10 + entretien final 15 min)</w:t>
+              <w:t>Présentiel</w:t>
             </w:r>
           </w:p>
         </w:tc>
@@ -1108,7 +1315,7 @@
         <w:pStyle w:val="Heading1"/>
       </w:pPr>
       <w:r>
-        <w:t>5. Contenu (modules et volumes horaires)</w:t>
+        <w:t>5. Contenu</w:t>
       </w:r>
     </w:p>
     <w:tbl>
@@ -1120,9 +1327,9 @@
         <w:tblLook w:firstColumn="1" w:firstRow="1" w:lastColumn="0" w:lastRow="0" w:noHBand="0" w:noVBand="1" w:val="04A0"/>
       </w:tblPr>
       <w:tblGrid>
-        <w:gridCol w:w="907"/>
-        <w:gridCol w:w="5670"/>
-        <w:gridCol w:w="1701"/>
+        <w:gridCol w:w="1020"/>
+        <w:gridCol w:w="5216"/>
+        <w:gridCol w:w="2154"/>
         <w:gridCol w:w="1247"/>
       </w:tblGrid>
       <w:tr>
@@ -1131,7 +1338,7 @@
         </w:trPr>
         <w:tc>
           <w:tcPr>
-            <w:tcW w:type="dxa" w:w="907"/>
+            <w:tcW w:type="dxa" w:w="1020"/>
             <w:shd w:val="clear" w:color="auto" w:fill="1B3A6B"/>
           </w:tcPr>
           <w:p>
@@ -1148,7 +1355,7 @@
         </w:tc>
         <w:tc>
           <w:tcPr>
-            <w:tcW w:type="dxa" w:w="5669"/>
+            <w:tcW w:type="dxa" w:w="5216"/>
             <w:shd w:val="clear" w:color="auto" w:fill="1B3A6B"/>
           </w:tcPr>
           <w:p>
@@ -1165,7 +1372,7 @@
         </w:tc>
         <w:tc>
           <w:tcPr>
-            <w:tcW w:type="dxa" w:w="1701"/>
+            <w:tcW w:type="dxa" w:w="2154"/>
             <w:shd w:val="clear" w:color="auto" w:fill="1B3A6B"/>
           </w:tcPr>
           <w:p>
@@ -1176,7 +1383,7 @@
                 <w:color w:val="FFFFFF"/>
                 <w:sz w:val="22"/>
               </w:rPr>
-              <w:t>Bloc</w:t>
+              <w:t>Rattachement</w:t>
             </w:r>
           </w:p>
         </w:tc>
@@ -1199,9 +1406,12 @@
         </w:tc>
       </w:tr>
       <w:tr>
+        <w:trPr>
+          <w:cantSplit w:val="true"/>
+        </w:trPr>
         <w:tc>
           <w:tcPr>
-            <w:tcW w:type="dxa" w:w="907"/>
+            <w:tcW w:type="dxa" w:w="1020"/>
           </w:tcPr>
           <w:p>
             <w:r/>
@@ -1216,7 +1426,7 @@
         </w:tc>
         <w:tc>
           <w:tcPr>
-            <w:tcW w:type="dxa" w:w="5669"/>
+            <w:tcW w:type="dxa" w:w="5216"/>
           </w:tcPr>
           <w:p>
             <w:r/>
@@ -1231,7 +1441,7 @@
         </w:tc>
         <w:tc>
           <w:tcPr>
-            <w:tcW w:type="dxa" w:w="1701"/>
+            <w:tcW w:type="dxa" w:w="2154"/>
           </w:tcPr>
           <w:p>
             <w:r/>
@@ -1261,10 +1471,81 @@
         </w:tc>
       </w:tr>
       <w:tr>
+        <w:trPr>
+          <w:cantSplit w:val="true"/>
+        </w:trPr>
         <w:tc>
           <w:tcPr>
-            <w:tcW w:type="dxa" w:w="907"/>
-            <w:shd w:val="clear" w:color="auto" w:fill="F2F2F2"/>
+            <w:tcW w:type="dxa" w:w="1020"/>
+            <w:shd w:val="clear" w:color="auto" w:fill="E8EEF7"/>
+          </w:tcPr>
+          <w:p>
+            <w:r/>
+            <w:r>
+              <w:rPr>
+                <w:b w:val="0"/>
+                <w:sz w:val="22"/>
+              </w:rPr>
+              <w:t>T2</w:t>
+            </w:r>
+          </w:p>
+        </w:tc>
+        <w:tc>
+          <w:tcPr>
+            <w:tcW w:type="dxa" w:w="5216"/>
+            <w:shd w:val="clear" w:color="auto" w:fill="E8EEF7"/>
+          </w:tcPr>
+          <w:p>
+            <w:r/>
+            <w:r>
+              <w:rPr>
+                <w:b w:val="0"/>
+                <w:sz w:val="22"/>
+              </w:rPr>
+              <w:t>Outils bureautiques et tableur</w:t>
+            </w:r>
+          </w:p>
+        </w:tc>
+        <w:tc>
+          <w:tcPr>
+            <w:tcW w:type="dxa" w:w="2154"/>
+            <w:shd w:val="clear" w:color="auto" w:fill="E8EEF7"/>
+          </w:tcPr>
+          <w:p>
+            <w:r/>
+            <w:r>
+              <w:rPr>
+                <w:b w:val="0"/>
+                <w:sz w:val="22"/>
+              </w:rPr>
+              <w:t>Transversal — Savoir-faire REAC</w:t>
+            </w:r>
+          </w:p>
+        </w:tc>
+        <w:tc>
+          <w:tcPr>
+            <w:tcW w:type="dxa" w:w="1247"/>
+            <w:shd w:val="clear" w:color="auto" w:fill="E8EEF7"/>
+          </w:tcPr>
+          <w:p>
+            <w:r/>
+            <w:r>
+              <w:rPr>
+                <w:b w:val="0"/>
+                <w:sz w:val="22"/>
+              </w:rPr>
+              <w:t>21</w:t>
+            </w:r>
+          </w:p>
+        </w:tc>
+      </w:tr>
+      <w:tr>
+        <w:trPr>
+          <w:cantSplit w:val="true"/>
+        </w:trPr>
+        <w:tc>
+          <w:tcPr>
+            <w:tcW w:type="dxa" w:w="1020"/>
           </w:tcPr>
           <w:p>
             <w:r/>
@@ -1279,8 +1560,7 @@
         </w:tc>
         <w:tc>
           <w:tcPr>
-            <w:tcW w:type="dxa" w:w="5669"/>
-            <w:shd w:val="clear" w:color="auto" w:fill="F2F2F2"/>
+            <w:tcW w:type="dxa" w:w="5216"/>
           </w:tcPr>
           <w:p>
             <w:r/>
@@ -1295,8 +1575,7 @@
         </w:tc>
         <w:tc>
           <w:tcPr>
-            <w:tcW w:type="dxa" w:w="1701"/>
-            <w:shd w:val="clear" w:color="auto" w:fill="F2F2F2"/>
+            <w:tcW w:type="dxa" w:w="2154"/>
           </w:tcPr>
           <w:p>
             <w:r/>
@@ -1305,70 +1584,7 @@
                 <w:b w:val="0"/>
                 <w:sz w:val="22"/>
               </w:rPr>
-              <w:t>CCP1</w:t>
-            </w:r>
-          </w:p>
-        </w:tc>
-        <w:tc>
-          <w:tcPr>
-            <w:tcW w:type="dxa" w:w="1247"/>
-            <w:shd w:val="clear" w:color="auto" w:fill="F2F2F2"/>
-          </w:tcPr>
-          <w:p>
-            <w:r/>
-            <w:r>
-              <w:rPr>
-                <w:b w:val="0"/>
-                <w:sz w:val="22"/>
-              </w:rPr>
-              <w:t>35</w:t>
-            </w:r>
-          </w:p>
-        </w:tc>
-      </w:tr>
-      <w:tr>
-        <w:tc>
-          <w:tcPr>
-            <w:tcW w:type="dxa" w:w="907"/>
-          </w:tcPr>
-          <w:p>
-            <w:r/>
-            <w:r>
-              <w:rPr>
-                <w:b w:val="0"/>
-                <w:sz w:val="22"/>
-              </w:rPr>
-              <w:t>M1.2</w:t>
-            </w:r>
-          </w:p>
-        </w:tc>
-        <w:tc>
-          <w:tcPr>
-            <w:tcW w:type="dxa" w:w="5669"/>
-          </w:tcPr>
-          <w:p>
-            <w:r/>
-            <w:r>
-              <w:rPr>
-                <w:b w:val="0"/>
-                <w:sz w:val="22"/>
-              </w:rPr>
-              <w:t>Planifier et coordonner l'activité de l'équipe</w:t>
-            </w:r>
-          </w:p>
-        </w:tc>
-        <w:tc>
-          <w:tcPr>
-            <w:tcW w:type="dxa" w:w="1701"/>
-          </w:tcPr>
-          <w:p>
-            <w:r/>
-            <w:r>
-              <w:rPr>
-                <w:b w:val="0"/>
-                <w:sz w:val="22"/>
-              </w:rPr>
-              <w:t>CCP1</w:t>
+              <w:t>CCP1 — CP1</w:t>
             </w:r>
           </w:p>
         </w:tc>
@@ -1389,10 +1605,81 @@
         </w:tc>
       </w:tr>
       <w:tr>
+        <w:trPr>
+          <w:cantSplit w:val="true"/>
+        </w:trPr>
         <w:tc>
           <w:tcPr>
-            <w:tcW w:type="dxa" w:w="907"/>
-            <w:shd w:val="clear" w:color="auto" w:fill="F2F2F2"/>
+            <w:tcW w:type="dxa" w:w="1020"/>
+            <w:shd w:val="clear" w:color="auto" w:fill="E8EEF7"/>
+          </w:tcPr>
+          <w:p>
+            <w:r/>
+            <w:r>
+              <w:rPr>
+                <w:b w:val="0"/>
+                <w:sz w:val="22"/>
+              </w:rPr>
+              <w:t>M1.2</w:t>
+            </w:r>
+          </w:p>
+        </w:tc>
+        <w:tc>
+          <w:tcPr>
+            <w:tcW w:type="dxa" w:w="5216"/>
+            <w:shd w:val="clear" w:color="auto" w:fill="E8EEF7"/>
+          </w:tcPr>
+          <w:p>
+            <w:r/>
+            <w:r>
+              <w:rPr>
+                <w:b w:val="0"/>
+                <w:sz w:val="22"/>
+              </w:rPr>
+              <w:t>Planifier et coordonner l'activité de l'équipe</w:t>
+            </w:r>
+          </w:p>
+        </w:tc>
+        <w:tc>
+          <w:tcPr>
+            <w:tcW w:type="dxa" w:w="2154"/>
+            <w:shd w:val="clear" w:color="auto" w:fill="E8EEF7"/>
+          </w:tcPr>
+          <w:p>
+            <w:r/>
+            <w:r>
+              <w:rPr>
+                <w:b w:val="0"/>
+                <w:sz w:val="22"/>
+              </w:rPr>
+              <w:t>CCP1 — CP2</w:t>
+            </w:r>
+          </w:p>
+        </w:tc>
+        <w:tc>
+          <w:tcPr>
+            <w:tcW w:type="dxa" w:w="1247"/>
+            <w:shd w:val="clear" w:color="auto" w:fill="E8EEF7"/>
+          </w:tcPr>
+          <w:p>
+            <w:r/>
+            <w:r>
+              <w:rPr>
+                <w:b w:val="0"/>
+                <w:sz w:val="22"/>
+              </w:rPr>
+              <w:t>35</w:t>
+            </w:r>
+          </w:p>
+        </w:tc>
+      </w:tr>
+      <w:tr>
+        <w:trPr>
+          <w:cantSplit w:val="true"/>
+        </w:trPr>
+        <w:tc>
+          <w:tcPr>
+            <w:tcW w:type="dxa" w:w="1020"/>
           </w:tcPr>
           <w:p>
             <w:r/>
@@ -1407,8 +1694,7 @@
         </w:tc>
         <w:tc>
           <w:tcPr>
-            <w:tcW w:type="dxa" w:w="5669"/>
-            <w:shd w:val="clear" w:color="auto" w:fill="F2F2F2"/>
+            <w:tcW w:type="dxa" w:w="5216"/>
           </w:tcPr>
           <w:p>
             <w:r/>
@@ -1423,8 +1709,7 @@
         </w:tc>
         <w:tc>
           <w:tcPr>
-            <w:tcW w:type="dxa" w:w="1701"/>
-            <w:shd w:val="clear" w:color="auto" w:fill="F2F2F2"/>
+            <w:tcW w:type="dxa" w:w="2154"/>
           </w:tcPr>
           <w:p>
             <w:r/>
@@ -1433,70 +1718,7 @@
                 <w:b w:val="0"/>
                 <w:sz w:val="22"/>
               </w:rPr>
-              <w:t>CCP1</w:t>
-            </w:r>
-          </w:p>
-        </w:tc>
-        <w:tc>
-          <w:tcPr>
-            <w:tcW w:type="dxa" w:w="1247"/>
-            <w:shd w:val="clear" w:color="auto" w:fill="F2F2F2"/>
-          </w:tcPr>
-          <w:p>
-            <w:r/>
-            <w:r>
-              <w:rPr>
-                <w:b w:val="0"/>
-                <w:sz w:val="22"/>
-              </w:rPr>
-              <w:t>35</w:t>
-            </w:r>
-          </w:p>
-        </w:tc>
-      </w:tr>
-      <w:tr>
-        <w:tc>
-          <w:tcPr>
-            <w:tcW w:type="dxa" w:w="907"/>
-          </w:tcPr>
-          <w:p>
-            <w:r/>
-            <w:r>
-              <w:rPr>
-                <w:b w:val="0"/>
-                <w:sz w:val="22"/>
-              </w:rPr>
-              <w:t>M1.4</w:t>
-            </w:r>
-          </w:p>
-        </w:tc>
-        <w:tc>
-          <w:tcPr>
-            <w:tcW w:type="dxa" w:w="5669"/>
-          </w:tcPr>
-          <w:p>
-            <w:r/>
-            <w:r>
-              <w:rPr>
-                <w:b w:val="0"/>
-                <w:sz w:val="22"/>
-              </w:rPr>
-              <w:t>Contribuer au recrutement et à l'intégration</w:t>
-            </w:r>
-          </w:p>
-        </w:tc>
-        <w:tc>
-          <w:tcPr>
-            <w:tcW w:type="dxa" w:w="1701"/>
-          </w:tcPr>
-          <w:p>
-            <w:r/>
-            <w:r>
-              <w:rPr>
-                <w:b w:val="0"/>
-                <w:sz w:val="22"/>
-              </w:rPr>
-              <w:t>CCP1</w:t>
+              <w:t>CCP1 — CP3</w:t>
             </w:r>
           </w:p>
         </w:tc>
@@ -1517,10 +1739,13 @@
         </w:tc>
       </w:tr>
       <w:tr>
+        <w:trPr>
+          <w:cantSplit w:val="true"/>
+        </w:trPr>
         <w:tc>
           <w:tcPr>
-            <w:tcW w:type="dxa" w:w="907"/>
-            <w:shd w:val="clear" w:color="auto" w:fill="F2F2F2"/>
+            <w:tcW w:type="dxa" w:w="1020"/>
+            <w:shd w:val="clear" w:color="auto" w:fill="E8EEF7"/>
           </w:tcPr>
           <w:p>
             <w:r/>
@@ -1529,14 +1754,14 @@
                 <w:b w:val="0"/>
                 <w:sz w:val="22"/>
               </w:rPr>
-              <w:t>M2.1</w:t>
+              <w:t>M1.4</w:t>
             </w:r>
           </w:p>
         </w:tc>
         <w:tc>
           <w:tcPr>
-            <w:tcW w:type="dxa" w:w="5669"/>
-            <w:shd w:val="clear" w:color="auto" w:fill="F2F2F2"/>
+            <w:tcW w:type="dxa" w:w="5216"/>
+            <w:shd w:val="clear" w:color="auto" w:fill="E8EEF7"/>
           </w:tcPr>
           <w:p>
             <w:r/>
@@ -1545,14 +1770,14 @@
                 <w:b w:val="0"/>
                 <w:sz w:val="22"/>
               </w:rPr>
-              <w:t>Gérer l'approvisionnement de son périmètre</w:t>
+              <w:t>Contribuer au recrutement et à l'intégration</w:t>
             </w:r>
           </w:p>
         </w:tc>
         <w:tc>
           <w:tcPr>
-            <w:tcW w:type="dxa" w:w="1701"/>
-            <w:shd w:val="clear" w:color="auto" w:fill="F2F2F2"/>
+            <w:tcW w:type="dxa" w:w="2154"/>
+            <w:shd w:val="clear" w:color="auto" w:fill="E8EEF7"/>
           </w:tcPr>
           <w:p>
             <w:r/>
@@ -1561,14 +1786,14 @@
                 <w:b w:val="0"/>
                 <w:sz w:val="22"/>
               </w:rPr>
-              <w:t>CCP2</w:t>
+              <w:t>CCP1 — CP4</w:t>
             </w:r>
           </w:p>
         </w:tc>
         <w:tc>
           <w:tcPr>
             <w:tcW w:type="dxa" w:w="1247"/>
-            <w:shd w:val="clear" w:color="auto" w:fill="F2F2F2"/>
+            <w:shd w:val="clear" w:color="auto" w:fill="E8EEF7"/>
           </w:tcPr>
           <w:p>
             <w:r/>
@@ -1577,527 +1802,18 @@
                 <w:b w:val="0"/>
                 <w:sz w:val="22"/>
               </w:rPr>
-              <w:t>49</w:t>
+              <w:t>35</w:t>
             </w:r>
           </w:p>
         </w:tc>
       </w:tr>
       <w:tr>
+        <w:trPr>
+          <w:cantSplit w:val="true"/>
+        </w:trPr>
         <w:tc>
           <w:tcPr>
-            <w:tcW w:type="dxa" w:w="907"/>
-          </w:tcPr>
-          <w:p>
-            <w:r/>
-            <w:r>
-              <w:rPr>
-                <w:b w:val="0"/>
-                <w:sz w:val="22"/>
-              </w:rPr>
-              <w:t>M2.2</w:t>
-            </w:r>
-          </w:p>
-        </w:tc>
-        <w:tc>
-          <w:tcPr>
-            <w:tcW w:type="dxa" w:w="5669"/>
-          </w:tcPr>
-          <w:p>
-            <w:r/>
-            <w:r>
-              <w:rPr>
-                <w:b w:val="0"/>
-                <w:sz w:val="22"/>
-              </w:rPr>
-              <w:t>Organiser et mettre en œuvre le merchandising</w:t>
-            </w:r>
-          </w:p>
-        </w:tc>
-        <w:tc>
-          <w:tcPr>
-            <w:tcW w:type="dxa" w:w="1701"/>
-          </w:tcPr>
-          <w:p>
-            <w:r/>
-            <w:r>
-              <w:rPr>
-                <w:b w:val="0"/>
-                <w:sz w:val="22"/>
-              </w:rPr>
-              <w:t>CCP2</w:t>
-            </w:r>
-          </w:p>
-        </w:tc>
-        <w:tc>
-          <w:tcPr>
-            <w:tcW w:type="dxa" w:w="1247"/>
-          </w:tcPr>
-          <w:p>
-            <w:r/>
-            <w:r>
-              <w:rPr>
-                <w:b w:val="0"/>
-                <w:sz w:val="22"/>
-              </w:rPr>
-              <w:t>56</w:t>
-            </w:r>
-          </w:p>
-        </w:tc>
-      </w:tr>
-      <w:tr>
-        <w:tc>
-          <w:tcPr>
-            <w:tcW w:type="dxa" w:w="907"/>
-            <w:shd w:val="clear" w:color="auto" w:fill="F2F2F2"/>
-          </w:tcPr>
-          <w:p>
-            <w:r/>
-            <w:r>
-              <w:rPr>
-                <w:b w:val="0"/>
-                <w:sz w:val="22"/>
-              </w:rPr>
-              <w:t>M2.3</w:t>
-            </w:r>
-          </w:p>
-        </w:tc>
-        <w:tc>
-          <w:tcPr>
-            <w:tcW w:type="dxa" w:w="5669"/>
-            <w:shd w:val="clear" w:color="auto" w:fill="F2F2F2"/>
-          </w:tcPr>
-          <w:p>
-            <w:r/>
-            <w:r>
-              <w:rPr>
-                <w:b w:val="0"/>
-                <w:sz w:val="22"/>
-              </w:rPr>
-              <w:t>Participer à l'amélioration de l'expérience client</w:t>
-            </w:r>
-          </w:p>
-        </w:tc>
-        <w:tc>
-          <w:tcPr>
-            <w:tcW w:type="dxa" w:w="1701"/>
-            <w:shd w:val="clear" w:color="auto" w:fill="F2F2F2"/>
-          </w:tcPr>
-          <w:p>
-            <w:r/>
-            <w:r>
-              <w:rPr>
-                <w:b w:val="0"/>
-                <w:sz w:val="22"/>
-              </w:rPr>
-              <w:t>CCP2</w:t>
-            </w:r>
-          </w:p>
-        </w:tc>
-        <w:tc>
-          <w:tcPr>
-            <w:tcW w:type="dxa" w:w="1247"/>
-            <w:shd w:val="clear" w:color="auto" w:fill="F2F2F2"/>
-          </w:tcPr>
-          <w:p>
-            <w:r/>
-            <w:r>
-              <w:rPr>
-                <w:b w:val="0"/>
-                <w:sz w:val="22"/>
-              </w:rPr>
-              <w:t>49</w:t>
-            </w:r>
-          </w:p>
-        </w:tc>
-      </w:tr>
-      <w:tr>
-        <w:tc>
-          <w:tcPr>
-            <w:tcW w:type="dxa" w:w="907"/>
-          </w:tcPr>
-          <w:p>
-            <w:r/>
-            <w:r>
-              <w:rPr>
-                <w:b w:val="0"/>
-                <w:sz w:val="22"/>
-              </w:rPr>
-              <w:t>M3.1</w:t>
-            </w:r>
-          </w:p>
-        </w:tc>
-        <w:tc>
-          <w:tcPr>
-            <w:tcW w:type="dxa" w:w="5669"/>
-          </w:tcPr>
-          <w:p>
-            <w:r/>
-            <w:r>
-              <w:rPr>
-                <w:b w:val="0"/>
-                <w:sz w:val="22"/>
-              </w:rPr>
-              <w:t>Analyser la performance commerciale de son périmètre</w:t>
-            </w:r>
-          </w:p>
-        </w:tc>
-        <w:tc>
-          <w:tcPr>
-            <w:tcW w:type="dxa" w:w="1701"/>
-          </w:tcPr>
-          <w:p>
-            <w:r/>
-            <w:r>
-              <w:rPr>
-                <w:b w:val="0"/>
-                <w:sz w:val="22"/>
-              </w:rPr>
-              <w:t>CCP3</w:t>
-            </w:r>
-          </w:p>
-        </w:tc>
-        <w:tc>
-          <w:tcPr>
-            <w:tcW w:type="dxa" w:w="1247"/>
-          </w:tcPr>
-          <w:p>
-            <w:r/>
-            <w:r>
-              <w:rPr>
-                <w:b w:val="0"/>
-                <w:sz w:val="22"/>
-              </w:rPr>
-              <w:t>42</w:t>
-            </w:r>
-          </w:p>
-        </w:tc>
-      </w:tr>
-      <w:tr>
-        <w:tc>
-          <w:tcPr>
-            <w:tcW w:type="dxa" w:w="907"/>
-            <w:shd w:val="clear" w:color="auto" w:fill="F2F2F2"/>
-          </w:tcPr>
-          <w:p>
-            <w:r/>
-            <w:r>
-              <w:rPr>
-                <w:b w:val="0"/>
-                <w:sz w:val="22"/>
-              </w:rPr>
-              <w:t>M3.2</w:t>
-            </w:r>
-          </w:p>
-        </w:tc>
-        <w:tc>
-          <w:tcPr>
-            <w:tcW w:type="dxa" w:w="5669"/>
-            <w:shd w:val="clear" w:color="auto" w:fill="F2F2F2"/>
-          </w:tcPr>
-          <w:p>
-            <w:r/>
-            <w:r>
-              <w:rPr>
-                <w:b w:val="0"/>
-                <w:sz w:val="22"/>
-              </w:rPr>
-              <w:t>Analyser la rentabilité de son périmètre</w:t>
-            </w:r>
-          </w:p>
-        </w:tc>
-        <w:tc>
-          <w:tcPr>
-            <w:tcW w:type="dxa" w:w="1701"/>
-            <w:shd w:val="clear" w:color="auto" w:fill="F2F2F2"/>
-          </w:tcPr>
-          <w:p>
-            <w:r/>
-            <w:r>
-              <w:rPr>
-                <w:b w:val="0"/>
-                <w:sz w:val="22"/>
-              </w:rPr>
-              <w:t>CCP3</w:t>
-            </w:r>
-          </w:p>
-        </w:tc>
-        <w:tc>
-          <w:tcPr>
-            <w:tcW w:type="dxa" w:w="1247"/>
-            <w:shd w:val="clear" w:color="auto" w:fill="F2F2F2"/>
-          </w:tcPr>
-          <w:p>
-            <w:r/>
-            <w:r>
-              <w:rPr>
-                <w:b w:val="0"/>
-                <w:sz w:val="22"/>
-              </w:rPr>
-              <w:t>42</w:t>
-            </w:r>
-          </w:p>
-        </w:tc>
-      </w:tr>
-      <w:tr>
-        <w:tc>
-          <w:tcPr>
-            <w:tcW w:type="dxa" w:w="907"/>
-          </w:tcPr>
-          <w:p>
-            <w:r/>
-            <w:r>
-              <w:rPr>
-                <w:b w:val="0"/>
-                <w:sz w:val="22"/>
-              </w:rPr>
-              <w:t>M3.3</w:t>
-            </w:r>
-          </w:p>
-        </w:tc>
-        <w:tc>
-          <w:tcPr>
-            <w:tcW w:type="dxa" w:w="5669"/>
-          </w:tcPr>
-          <w:p>
-            <w:r/>
-            <w:r>
-              <w:rPr>
-                <w:b w:val="0"/>
-                <w:sz w:val="22"/>
-              </w:rPr>
-              <w:t>Proposer des actions correctives et suivre le plan d'actions</w:t>
-            </w:r>
-          </w:p>
-        </w:tc>
-        <w:tc>
-          <w:tcPr>
-            <w:tcW w:type="dxa" w:w="1701"/>
-          </w:tcPr>
-          <w:p>
-            <w:r/>
-            <w:r>
-              <w:rPr>
-                <w:b w:val="0"/>
-                <w:sz w:val="22"/>
-              </w:rPr>
-              <w:t>CCP3</w:t>
-            </w:r>
-          </w:p>
-        </w:tc>
-        <w:tc>
-          <w:tcPr>
-            <w:tcW w:type="dxa" w:w="1247"/>
-          </w:tcPr>
-          <w:p>
-            <w:r/>
-            <w:r>
-              <w:rPr>
-                <w:b w:val="0"/>
-                <w:sz w:val="22"/>
-              </w:rPr>
-              <w:t>42</w:t>
-            </w:r>
-          </w:p>
-        </w:tc>
-      </w:tr>
-      <w:tr>
-        <w:tc>
-          <w:tcPr>
-            <w:tcW w:type="dxa" w:w="907"/>
-            <w:shd w:val="clear" w:color="auto" w:fill="F2F2F2"/>
-          </w:tcPr>
-          <w:p>
-            <w:r/>
-            <w:r>
-              <w:rPr>
-                <w:b w:val="0"/>
-                <w:sz w:val="22"/>
-              </w:rPr>
-              <w:t>T1</w:t>
-            </w:r>
-          </w:p>
-        </w:tc>
-        <w:tc>
-          <w:tcPr>
-            <w:tcW w:type="dxa" w:w="5669"/>
-            <w:shd w:val="clear" w:color="auto" w:fill="F2F2F2"/>
-          </w:tcPr>
-          <w:p>
-            <w:r/>
-            <w:r>
-              <w:rPr>
-                <w:b w:val="0"/>
-                <w:sz w:val="22"/>
-              </w:rPr>
-              <w:t>IA appliquée au management et au commerce (module distinctif YEBA)</w:t>
-            </w:r>
-          </w:p>
-        </w:tc>
-        <w:tc>
-          <w:tcPr>
-            <w:tcW w:type="dxa" w:w="1701"/>
-            <w:shd w:val="clear" w:color="auto" w:fill="F2F2F2"/>
-          </w:tcPr>
-          <w:p>
-            <w:r/>
-            <w:r>
-              <w:rPr>
-                <w:b w:val="0"/>
-                <w:sz w:val="22"/>
-              </w:rPr>
-              <w:t>Transversal</w:t>
-            </w:r>
-          </w:p>
-        </w:tc>
-        <w:tc>
-          <w:tcPr>
-            <w:tcW w:type="dxa" w:w="1247"/>
-            <w:shd w:val="clear" w:color="auto" w:fill="F2F2F2"/>
-          </w:tcPr>
-          <w:p>
-            <w:r/>
-            <w:r>
-              <w:rPr>
-                <w:b w:val="0"/>
-                <w:sz w:val="22"/>
-              </w:rPr>
-              <w:t>42</w:t>
-            </w:r>
-          </w:p>
-        </w:tc>
-      </w:tr>
-      <w:tr>
-        <w:tc>
-          <w:tcPr>
-            <w:tcW w:type="dxa" w:w="907"/>
-          </w:tcPr>
-          <w:p>
-            <w:r/>
-            <w:r>
-              <w:rPr>
-                <w:b w:val="0"/>
-                <w:sz w:val="22"/>
-              </w:rPr>
-              <w:t>T2</w:t>
-            </w:r>
-          </w:p>
-        </w:tc>
-        <w:tc>
-          <w:tcPr>
-            <w:tcW w:type="dxa" w:w="5669"/>
-          </w:tcPr>
-          <w:p>
-            <w:r/>
-            <w:r>
-              <w:rPr>
-                <w:b w:val="0"/>
-                <w:sz w:val="22"/>
-              </w:rPr>
-              <w:t>Bureautique et tableur pour les épreuves</w:t>
-            </w:r>
-          </w:p>
-        </w:tc>
-        <w:tc>
-          <w:tcPr>
-            <w:tcW w:type="dxa" w:w="1701"/>
-          </w:tcPr>
-          <w:p>
-            <w:r/>
-            <w:r>
-              <w:rPr>
-                <w:b w:val="0"/>
-                <w:sz w:val="22"/>
-              </w:rPr>
-              <w:t>Transversal</w:t>
-            </w:r>
-          </w:p>
-        </w:tc>
-        <w:tc>
-          <w:tcPr>
-            <w:tcW w:type="dxa" w:w="1247"/>
-          </w:tcPr>
-          <w:p>
-            <w:r/>
-            <w:r>
-              <w:rPr>
-                <w:b w:val="0"/>
-                <w:sz w:val="22"/>
-              </w:rPr>
-              <w:t>21</w:t>
-            </w:r>
-          </w:p>
-        </w:tc>
-      </w:tr>
-      <w:tr>
-        <w:tc>
-          <w:tcPr>
-            <w:tcW w:type="dxa" w:w="907"/>
-            <w:shd w:val="clear" w:color="auto" w:fill="F2F2F2"/>
-          </w:tcPr>
-          <w:p>
-            <w:r/>
-            <w:r>
-              <w:rPr>
-                <w:b w:val="0"/>
-                <w:sz w:val="22"/>
-              </w:rPr>
-              <w:t>T3</w:t>
-            </w:r>
-          </w:p>
-        </w:tc>
-        <w:tc>
-          <w:tcPr>
-            <w:tcW w:type="dxa" w:w="5669"/>
-            <w:shd w:val="clear" w:color="auto" w:fill="F2F2F2"/>
-          </w:tcPr>
-          <w:p>
-            <w:r/>
-            <w:r>
-              <w:rPr>
-                <w:b w:val="0"/>
-                <w:sz w:val="22"/>
-              </w:rPr>
-              <w:t>Dossier professionnel et productions pour l'examen</w:t>
-            </w:r>
-          </w:p>
-        </w:tc>
-        <w:tc>
-          <w:tcPr>
-            <w:tcW w:type="dxa" w:w="1701"/>
-            <w:shd w:val="clear" w:color="auto" w:fill="F2F2F2"/>
-          </w:tcPr>
-          <w:p>
-            <w:r/>
-            <w:r>
-              <w:rPr>
-                <w:b w:val="0"/>
-                <w:sz w:val="22"/>
-              </w:rPr>
-              <w:t>Transversal</w:t>
-            </w:r>
-          </w:p>
-        </w:tc>
-        <w:tc>
-          <w:tcPr>
-            <w:tcW w:type="dxa" w:w="1247"/>
-            <w:shd w:val="clear" w:color="auto" w:fill="F2F2F2"/>
-          </w:tcPr>
-          <w:p>
-            <w:r/>
-            <w:r>
-              <w:rPr>
-                <w:b w:val="0"/>
-                <w:sz w:val="22"/>
-              </w:rPr>
-              <w:t>21</w:t>
-            </w:r>
-          </w:p>
-        </w:tc>
-      </w:tr>
-      <w:tr>
-        <w:tc>
-          <w:tcPr>
-            <w:tcW w:type="dxa" w:w="907"/>
+            <w:tcW w:type="dxa" w:w="1020"/>
           </w:tcPr>
           <w:p>
             <w:r/>
@@ -2112,7 +1828,7 @@
         </w:tc>
         <w:tc>
           <w:tcPr>
-            <w:tcW w:type="dxa" w:w="5669"/>
+            <w:tcW w:type="dxa" w:w="5216"/>
           </w:tcPr>
           <w:p>
             <w:r/>
@@ -2121,13 +1837,13 @@
                 <w:b w:val="0"/>
                 <w:sz w:val="22"/>
               </w:rPr>
-              <w:t>Préparation de la période en entreprise et recherche d'emploi</w:t>
+              <w:t>Préparer la période en entreprise</w:t>
             </w:r>
           </w:p>
         </w:tc>
         <w:tc>
           <w:tcPr>
-            <w:tcW w:type="dxa" w:w="1701"/>
+            <w:tcW w:type="dxa" w:w="2154"/>
           </w:tcPr>
           <w:p>
             <w:r/>
@@ -2157,10 +1873,13 @@
         </w:tc>
       </w:tr>
       <w:tr>
+        <w:trPr>
+          <w:cantSplit w:val="true"/>
+        </w:trPr>
         <w:tc>
           <w:tcPr>
-            <w:tcW w:type="dxa" w:w="907"/>
-            <w:shd w:val="clear" w:color="auto" w:fill="F2F2F2"/>
+            <w:tcW w:type="dxa" w:w="1020"/>
+            <w:shd w:val="clear" w:color="auto" w:fill="E8EEF7"/>
           </w:tcPr>
           <w:p>
             <w:r/>
@@ -2169,14 +1888,14 @@
                 <w:b w:val="0"/>
                 <w:sz w:val="22"/>
               </w:rPr>
-              <w:t>T5</w:t>
+              <w:t>M2.1</w:t>
             </w:r>
           </w:p>
         </w:tc>
         <w:tc>
           <w:tcPr>
-            <w:tcW w:type="dxa" w:w="5669"/>
-            <w:shd w:val="clear" w:color="auto" w:fill="F2F2F2"/>
+            <w:tcW w:type="dxa" w:w="5216"/>
+            <w:shd w:val="clear" w:color="auto" w:fill="E8EEF7"/>
           </w:tcPr>
           <w:p>
             <w:r/>
@@ -2185,14 +1904,14 @@
                 <w:b w:val="0"/>
                 <w:sz w:val="22"/>
               </w:rPr>
-              <w:t>Entraînement aux épreuves du titre</w:t>
+              <w:t>Gérer l'approvisionnement de son périmètre</w:t>
             </w:r>
           </w:p>
         </w:tc>
         <w:tc>
           <w:tcPr>
-            <w:tcW w:type="dxa" w:w="1701"/>
-            <w:shd w:val="clear" w:color="auto" w:fill="F2F2F2"/>
+            <w:tcW w:type="dxa" w:w="2154"/>
+            <w:shd w:val="clear" w:color="auto" w:fill="E8EEF7"/>
           </w:tcPr>
           <w:p>
             <w:r/>
@@ -2201,14 +1920,14 @@
                 <w:b w:val="0"/>
                 <w:sz w:val="22"/>
               </w:rPr>
-              <w:t>Transversal</w:t>
+              <w:t>CCP2 — CP5</w:t>
             </w:r>
           </w:p>
         </w:tc>
         <w:tc>
           <w:tcPr>
             <w:tcW w:type="dxa" w:w="1247"/>
-            <w:shd w:val="clear" w:color="auto" w:fill="F2F2F2"/>
+            <w:shd w:val="clear" w:color="auto" w:fill="E8EEF7"/>
           </w:tcPr>
           <w:p>
             <w:r/>
@@ -2217,15 +1936,152 @@
                 <w:b w:val="0"/>
                 <w:sz w:val="22"/>
               </w:rPr>
-              <w:t>21</w:t>
+              <w:t>49</w:t>
             </w:r>
           </w:p>
         </w:tc>
       </w:tr>
       <w:tr>
+        <w:trPr>
+          <w:cantSplit w:val="true"/>
+        </w:trPr>
         <w:tc>
           <w:tcPr>
-            <w:tcW w:type="dxa" w:w="907"/>
+            <w:tcW w:type="dxa" w:w="1020"/>
+          </w:tcPr>
+          <w:p>
+            <w:r/>
+            <w:r>
+              <w:rPr>
+                <w:b w:val="0"/>
+                <w:sz w:val="22"/>
+              </w:rPr>
+              <w:t>M2.2</w:t>
+            </w:r>
+          </w:p>
+        </w:tc>
+        <w:tc>
+          <w:tcPr>
+            <w:tcW w:type="dxa" w:w="5216"/>
+          </w:tcPr>
+          <w:p>
+            <w:r/>
+            <w:r>
+              <w:rPr>
+                <w:b w:val="0"/>
+                <w:sz w:val="22"/>
+              </w:rPr>
+              <w:t>Organiser et mettre en œuvre le merchandising</w:t>
+            </w:r>
+          </w:p>
+        </w:tc>
+        <w:tc>
+          <w:tcPr>
+            <w:tcW w:type="dxa" w:w="2154"/>
+          </w:tcPr>
+          <w:p>
+            <w:r/>
+            <w:r>
+              <w:rPr>
+                <w:b w:val="0"/>
+                <w:sz w:val="22"/>
+              </w:rPr>
+              <w:t>CCP2 — CP6</w:t>
+            </w:r>
+          </w:p>
+        </w:tc>
+        <w:tc>
+          <w:tcPr>
+            <w:tcW w:type="dxa" w:w="1247"/>
+          </w:tcPr>
+          <w:p>
+            <w:r/>
+            <w:r>
+              <w:rPr>
+                <w:b w:val="0"/>
+                <w:sz w:val="22"/>
+              </w:rPr>
+              <w:t>56</w:t>
+            </w:r>
+          </w:p>
+        </w:tc>
+      </w:tr>
+      <w:tr>
+        <w:trPr>
+          <w:cantSplit w:val="true"/>
+        </w:trPr>
+        <w:tc>
+          <w:tcPr>
+            <w:tcW w:type="dxa" w:w="1020"/>
+            <w:shd w:val="clear" w:color="auto" w:fill="E8EEF7"/>
+          </w:tcPr>
+          <w:p>
+            <w:r/>
+            <w:r>
+              <w:rPr>
+                <w:b w:val="0"/>
+                <w:sz w:val="22"/>
+              </w:rPr>
+              <w:t>M2.3</w:t>
+            </w:r>
+          </w:p>
+        </w:tc>
+        <w:tc>
+          <w:tcPr>
+            <w:tcW w:type="dxa" w:w="5216"/>
+            <w:shd w:val="clear" w:color="auto" w:fill="E8EEF7"/>
+          </w:tcPr>
+          <w:p>
+            <w:r/>
+            <w:r>
+              <w:rPr>
+                <w:b w:val="0"/>
+                <w:sz w:val="22"/>
+              </w:rPr>
+              <w:t>Participer à l'amélioration de l'expérience client</w:t>
+            </w:r>
+          </w:p>
+        </w:tc>
+        <w:tc>
+          <w:tcPr>
+            <w:tcW w:type="dxa" w:w="2154"/>
+            <w:shd w:val="clear" w:color="auto" w:fill="E8EEF7"/>
+          </w:tcPr>
+          <w:p>
+            <w:r/>
+            <w:r>
+              <w:rPr>
+                <w:b w:val="0"/>
+                <w:sz w:val="22"/>
+              </w:rPr>
+              <w:t>CCP2 — CP7</w:t>
+            </w:r>
+          </w:p>
+        </w:tc>
+        <w:tc>
+          <w:tcPr>
+            <w:tcW w:type="dxa" w:w="1247"/>
+            <w:shd w:val="clear" w:color="auto" w:fill="E8EEF7"/>
+          </w:tcPr>
+          <w:p>
+            <w:r/>
+            <w:r>
+              <w:rPr>
+                <w:b w:val="0"/>
+                <w:sz w:val="22"/>
+              </w:rPr>
+              <w:t>49</w:t>
+            </w:r>
+          </w:p>
+        </w:tc>
+      </w:tr>
+      <w:tr>
+        <w:trPr>
+          <w:cantSplit w:val="true"/>
+        </w:trPr>
+        <w:tc>
+          <w:tcPr>
+            <w:tcW w:type="dxa" w:w="1020"/>
           </w:tcPr>
           <w:p>
             <w:r/>
@@ -2240,7 +2096,7 @@
         </w:tc>
         <w:tc>
           <w:tcPr>
-            <w:tcW w:type="dxa" w:w="5669"/>
+            <w:tcW w:type="dxa" w:w="5216"/>
           </w:tcPr>
           <w:p>
             <w:r/>
@@ -2249,13 +2105,13 @@
                 <w:b w:val="0"/>
                 <w:sz w:val="22"/>
               </w:rPr>
-              <w:t>Suivi individuel et prévention du décrochage</w:t>
+              <w:t>Bilan individuel de mi-parcours</w:t>
             </w:r>
           </w:p>
         </w:tc>
         <w:tc>
           <w:tcPr>
-            <w:tcW w:type="dxa" w:w="1701"/>
+            <w:tcW w:type="dxa" w:w="2154"/>
           </w:tcPr>
           <w:p>
             <w:r/>
@@ -2285,10 +2141,415 @@
         </w:tc>
       </w:tr>
       <w:tr>
+        <w:trPr>
+          <w:cantSplit w:val="true"/>
+        </w:trPr>
         <w:tc>
           <w:tcPr>
-            <w:tcW w:type="dxa" w:w="907"/>
-            <w:shd w:val="clear" w:color="auto" w:fill="F2F2F2"/>
+            <w:tcW w:type="dxa" w:w="1020"/>
+            <w:shd w:val="clear" w:color="auto" w:fill="E8EEF7"/>
+          </w:tcPr>
+          <w:p>
+            <w:r/>
+            <w:r>
+              <w:rPr>
+                <w:b w:val="0"/>
+                <w:sz w:val="22"/>
+              </w:rPr>
+              <w:t>T1</w:t>
+            </w:r>
+          </w:p>
+        </w:tc>
+        <w:tc>
+          <w:tcPr>
+            <w:tcW w:type="dxa" w:w="5216"/>
+            <w:shd w:val="clear" w:color="auto" w:fill="E8EEF7"/>
+          </w:tcPr>
+          <w:p>
+            <w:r/>
+            <w:r>
+              <w:rPr>
+                <w:b w:val="0"/>
+                <w:sz w:val="22"/>
+              </w:rPr>
+              <w:t>IA appliquée au management et au commerce</w:t>
+            </w:r>
+          </w:p>
+        </w:tc>
+        <w:tc>
+          <w:tcPr>
+            <w:tcW w:type="dxa" w:w="2154"/>
+            <w:shd w:val="clear" w:color="auto" w:fill="E8EEF7"/>
+          </w:tcPr>
+          <w:p>
+            <w:r/>
+            <w:r>
+              <w:rPr>
+                <w:b w:val="0"/>
+                <w:sz w:val="22"/>
+              </w:rPr>
+              <w:t>Transversal — Savoir-faire REAC</w:t>
+            </w:r>
+          </w:p>
+        </w:tc>
+        <w:tc>
+          <w:tcPr>
+            <w:tcW w:type="dxa" w:w="1247"/>
+            <w:shd w:val="clear" w:color="auto" w:fill="E8EEF7"/>
+          </w:tcPr>
+          <w:p>
+            <w:r/>
+            <w:r>
+              <w:rPr>
+                <w:b w:val="0"/>
+                <w:sz w:val="22"/>
+              </w:rPr>
+              <w:t>42</w:t>
+            </w:r>
+          </w:p>
+        </w:tc>
+      </w:tr>
+      <w:tr>
+        <w:trPr>
+          <w:cantSplit w:val="true"/>
+        </w:trPr>
+        <w:tc>
+          <w:tcPr>
+            <w:tcW w:type="dxa" w:w="1020"/>
+          </w:tcPr>
+          <w:p>
+            <w:r/>
+            <w:r>
+              <w:rPr>
+                <w:b w:val="0"/>
+                <w:sz w:val="22"/>
+              </w:rPr>
+              <w:t>M3.1</w:t>
+            </w:r>
+          </w:p>
+        </w:tc>
+        <w:tc>
+          <w:tcPr>
+            <w:tcW w:type="dxa" w:w="5216"/>
+          </w:tcPr>
+          <w:p>
+            <w:r/>
+            <w:r>
+              <w:rPr>
+                <w:b w:val="0"/>
+                <w:sz w:val="22"/>
+              </w:rPr>
+              <w:t>Analyser la performance commerciale de son périmètre</w:t>
+            </w:r>
+          </w:p>
+        </w:tc>
+        <w:tc>
+          <w:tcPr>
+            <w:tcW w:type="dxa" w:w="2154"/>
+          </w:tcPr>
+          <w:p>
+            <w:r/>
+            <w:r>
+              <w:rPr>
+                <w:b w:val="0"/>
+                <w:sz w:val="22"/>
+              </w:rPr>
+              <w:t>CCP3 — CP8</w:t>
+            </w:r>
+          </w:p>
+        </w:tc>
+        <w:tc>
+          <w:tcPr>
+            <w:tcW w:type="dxa" w:w="1247"/>
+          </w:tcPr>
+          <w:p>
+            <w:r/>
+            <w:r>
+              <w:rPr>
+                <w:b w:val="0"/>
+                <w:sz w:val="22"/>
+              </w:rPr>
+              <w:t>42</w:t>
+            </w:r>
+          </w:p>
+        </w:tc>
+      </w:tr>
+      <w:tr>
+        <w:trPr>
+          <w:cantSplit w:val="true"/>
+        </w:trPr>
+        <w:tc>
+          <w:tcPr>
+            <w:tcW w:type="dxa" w:w="1020"/>
+            <w:shd w:val="clear" w:color="auto" w:fill="E8EEF7"/>
+          </w:tcPr>
+          <w:p>
+            <w:r/>
+            <w:r>
+              <w:rPr>
+                <w:b w:val="0"/>
+                <w:sz w:val="22"/>
+              </w:rPr>
+              <w:t>M3.2</w:t>
+            </w:r>
+          </w:p>
+        </w:tc>
+        <w:tc>
+          <w:tcPr>
+            <w:tcW w:type="dxa" w:w="5216"/>
+            <w:shd w:val="clear" w:color="auto" w:fill="E8EEF7"/>
+          </w:tcPr>
+          <w:p>
+            <w:r/>
+            <w:r>
+              <w:rPr>
+                <w:b w:val="0"/>
+                <w:sz w:val="22"/>
+              </w:rPr>
+              <w:t>Analyser la rentabilité de son périmètre</w:t>
+            </w:r>
+          </w:p>
+        </w:tc>
+        <w:tc>
+          <w:tcPr>
+            <w:tcW w:type="dxa" w:w="2154"/>
+            <w:shd w:val="clear" w:color="auto" w:fill="E8EEF7"/>
+          </w:tcPr>
+          <w:p>
+            <w:r/>
+            <w:r>
+              <w:rPr>
+                <w:b w:val="0"/>
+                <w:sz w:val="22"/>
+              </w:rPr>
+              <w:t>CCP3 — CP9</w:t>
+            </w:r>
+          </w:p>
+        </w:tc>
+        <w:tc>
+          <w:tcPr>
+            <w:tcW w:type="dxa" w:w="1247"/>
+            <w:shd w:val="clear" w:color="auto" w:fill="E8EEF7"/>
+          </w:tcPr>
+          <w:p>
+            <w:r/>
+            <w:r>
+              <w:rPr>
+                <w:b w:val="0"/>
+                <w:sz w:val="22"/>
+              </w:rPr>
+              <w:t>42</w:t>
+            </w:r>
+          </w:p>
+        </w:tc>
+      </w:tr>
+      <w:tr>
+        <w:trPr>
+          <w:cantSplit w:val="true"/>
+        </w:trPr>
+        <w:tc>
+          <w:tcPr>
+            <w:tcW w:type="dxa" w:w="1020"/>
+          </w:tcPr>
+          <w:p>
+            <w:r/>
+            <w:r>
+              <w:rPr>
+                <w:b w:val="0"/>
+                <w:sz w:val="22"/>
+              </w:rPr>
+              <w:t>M3.3</w:t>
+            </w:r>
+          </w:p>
+        </w:tc>
+        <w:tc>
+          <w:tcPr>
+            <w:tcW w:type="dxa" w:w="5216"/>
+          </w:tcPr>
+          <w:p>
+            <w:r/>
+            <w:r>
+              <w:rPr>
+                <w:b w:val="0"/>
+                <w:sz w:val="22"/>
+              </w:rPr>
+              <w:t>Proposer des actions correctives et suivre le plan d'actions</w:t>
+            </w:r>
+          </w:p>
+        </w:tc>
+        <w:tc>
+          <w:tcPr>
+            <w:tcW w:type="dxa" w:w="2154"/>
+          </w:tcPr>
+          <w:p>
+            <w:r/>
+            <w:r>
+              <w:rPr>
+                <w:b w:val="0"/>
+                <w:sz w:val="22"/>
+              </w:rPr>
+              <w:t>CCP3 — CP10</w:t>
+            </w:r>
+          </w:p>
+        </w:tc>
+        <w:tc>
+          <w:tcPr>
+            <w:tcW w:type="dxa" w:w="1247"/>
+          </w:tcPr>
+          <w:p>
+            <w:r/>
+            <w:r>
+              <w:rPr>
+                <w:b w:val="0"/>
+                <w:sz w:val="22"/>
+              </w:rPr>
+              <w:t>42</w:t>
+            </w:r>
+          </w:p>
+        </w:tc>
+      </w:tr>
+      <w:tr>
+        <w:trPr>
+          <w:cantSplit w:val="true"/>
+        </w:trPr>
+        <w:tc>
+          <w:tcPr>
+            <w:tcW w:type="dxa" w:w="1020"/>
+            <w:shd w:val="clear" w:color="auto" w:fill="E8EEF7"/>
+          </w:tcPr>
+          <w:p>
+            <w:r/>
+            <w:r>
+              <w:rPr>
+                <w:b w:val="0"/>
+                <w:sz w:val="22"/>
+              </w:rPr>
+              <w:t>T3</w:t>
+            </w:r>
+          </w:p>
+        </w:tc>
+        <w:tc>
+          <w:tcPr>
+            <w:tcW w:type="dxa" w:w="5216"/>
+            <w:shd w:val="clear" w:color="auto" w:fill="E8EEF7"/>
+          </w:tcPr>
+          <w:p>
+            <w:r/>
+            <w:r>
+              <w:rPr>
+                <w:b w:val="0"/>
+                <w:sz w:val="22"/>
+              </w:rPr>
+              <w:t>Productions d'examen et dossier professionnel</w:t>
+            </w:r>
+          </w:p>
+        </w:tc>
+        <w:tc>
+          <w:tcPr>
+            <w:tcW w:type="dxa" w:w="2154"/>
+            <w:shd w:val="clear" w:color="auto" w:fill="E8EEF7"/>
+          </w:tcPr>
+          <w:p>
+            <w:r/>
+            <w:r>
+              <w:rPr>
+                <w:b w:val="0"/>
+                <w:sz w:val="22"/>
+              </w:rPr>
+              <w:t>Transversal — Épreuves</w:t>
+            </w:r>
+          </w:p>
+        </w:tc>
+        <w:tc>
+          <w:tcPr>
+            <w:tcW w:type="dxa" w:w="1247"/>
+            <w:shd w:val="clear" w:color="auto" w:fill="E8EEF7"/>
+          </w:tcPr>
+          <w:p>
+            <w:r/>
+            <w:r>
+              <w:rPr>
+                <w:b w:val="0"/>
+                <w:sz w:val="22"/>
+              </w:rPr>
+              <w:t>21</w:t>
+            </w:r>
+          </w:p>
+        </w:tc>
+      </w:tr>
+      <w:tr>
+        <w:trPr>
+          <w:cantSplit w:val="true"/>
+        </w:trPr>
+        <w:tc>
+          <w:tcPr>
+            <w:tcW w:type="dxa" w:w="1020"/>
+          </w:tcPr>
+          <w:p>
+            <w:r/>
+            <w:r>
+              <w:rPr>
+                <w:b w:val="0"/>
+                <w:sz w:val="22"/>
+              </w:rPr>
+              <w:t>T5</w:t>
+            </w:r>
+          </w:p>
+        </w:tc>
+        <w:tc>
+          <w:tcPr>
+            <w:tcW w:type="dxa" w:w="5216"/>
+          </w:tcPr>
+          <w:p>
+            <w:r/>
+            <w:r>
+              <w:rPr>
+                <w:b w:val="0"/>
+                <w:sz w:val="22"/>
+              </w:rPr>
+              <w:t>Entraînement aux épreuves du titre</w:t>
+            </w:r>
+          </w:p>
+        </w:tc>
+        <w:tc>
+          <w:tcPr>
+            <w:tcW w:type="dxa" w:w="2154"/>
+          </w:tcPr>
+          <w:p>
+            <w:r/>
+            <w:r>
+              <w:rPr>
+                <w:b w:val="0"/>
+                <w:sz w:val="22"/>
+              </w:rPr>
+              <w:t>Transversal — Épreuves</w:t>
+            </w:r>
+          </w:p>
+        </w:tc>
+        <w:tc>
+          <w:tcPr>
+            <w:tcW w:type="dxa" w:w="1247"/>
+          </w:tcPr>
+          <w:p>
+            <w:r/>
+            <w:r>
+              <w:rPr>
+                <w:b w:val="0"/>
+                <w:sz w:val="22"/>
+              </w:rPr>
+              <w:t>21</w:t>
+            </w:r>
+          </w:p>
+        </w:tc>
+      </w:tr>
+      <w:tr>
+        <w:trPr>
+          <w:cantSplit w:val="true"/>
+        </w:trPr>
+        <w:tc>
+          <w:tcPr>
+            <w:tcW w:type="dxa" w:w="1020"/>
+            <w:shd w:val="clear" w:color="auto" w:fill="E8EEF7"/>
           </w:tcPr>
           <w:p>
             <w:r/>
@@ -2296,8 +2557,8 @@
         </w:tc>
         <w:tc>
           <w:tcPr>
-            <w:tcW w:type="dxa" w:w="5669"/>
-            <w:shd w:val="clear" w:color="auto" w:fill="F2F2F2"/>
+            <w:tcW w:type="dxa" w:w="5216"/>
+            <w:shd w:val="clear" w:color="auto" w:fill="E8EEF7"/>
           </w:tcPr>
           <w:p>
             <w:r/>
@@ -2312,8 +2573,8 @@
         </w:tc>
         <w:tc>
           <w:tcPr>
-            <w:tcW w:type="dxa" w:w="1701"/>
-            <w:shd w:val="clear" w:color="auto" w:fill="F2F2F2"/>
+            <w:tcW w:type="dxa" w:w="2154"/>
+            <w:shd w:val="clear" w:color="auto" w:fill="E8EEF7"/>
           </w:tcPr>
           <w:p>
             <w:r/>
@@ -2322,7 +2583,7 @@
         <w:tc>
           <w:tcPr>
             <w:tcW w:type="dxa" w:w="1247"/>
-            <w:shd w:val="clear" w:color="auto" w:fill="F2F2F2"/>
+            <w:shd w:val="clear" w:color="auto" w:fill="E8EEF7"/>
           </w:tcPr>
           <w:p>
             <w:r/>
@@ -2337,9 +2598,12 @@
         </w:tc>
       </w:tr>
       <w:tr>
+        <w:trPr>
+          <w:cantSplit w:val="true"/>
+        </w:trPr>
         <w:tc>
           <w:tcPr>
-            <w:tcW w:type="dxa" w:w="907"/>
+            <w:tcW w:type="dxa" w:w="1020"/>
           </w:tcPr>
           <w:p>
             <w:r/>
@@ -2354,7 +2618,7 @@
         </w:tc>
         <w:tc>
           <w:tcPr>
-            <w:tcW w:type="dxa" w:w="5669"/>
+            <w:tcW w:type="dxa" w:w="5216"/>
           </w:tcPr>
           <w:p>
             <w:r/>
@@ -2369,7 +2633,7 @@
         </w:tc>
         <w:tc>
           <w:tcPr>
-            <w:tcW w:type="dxa" w:w="1701"/>
+            <w:tcW w:type="dxa" w:w="2154"/>
           </w:tcPr>
           <w:p>
             <w:r/>
@@ -2378,7 +2642,7 @@
                 <w:b w:val="0"/>
                 <w:sz w:val="22"/>
               </w:rPr>
-              <w:t>Tous</w:t>
+              <w:t>Tous les blocs</w:t>
             </w:r>
           </w:p>
         </w:tc>
@@ -2416,7 +2680,7 @@
         <w:rPr>
           <w:b w:val="0"/>
         </w:rPr>
-        <w:t>Pédagogie active : études de cas réunionnais, jeux de rôle, simulations, ateliers en sous-groupes, classe inversée.</w:t>
+        <w:t>Pédagogie active : études de cas réunionnais, jeux de rôle, simulations, ateliers, travail en sous-groupes.</w:t>
       </w:r>
     </w:p>
     <w:p>
@@ -2427,7 +2691,7 @@
         <w:rPr>
           <w:b w:val="0"/>
         </w:rPr>
-        <w:t>Projet fil rouge relié à la période en entreprise.</w:t>
+        <w:t>Alternance entre le centre et l'entreprise ; les productions d'examen sont construites à partir de la période en entreprise.</w:t>
       </w:r>
     </w:p>
     <w:p>
@@ -2438,7 +2702,7 @@
         <w:rPr>
           <w:b w:val="0"/>
         </w:rPr>
-        <w:t>Supports projetés en gros caractères, contrastés, transmis en version numérique accessible.</w:t>
+        <w:t>Supports projetés en gros caractères et contrastés, transmis en version numérique accessible.</w:t>
       </w:r>
     </w:p>
     <w:p>
@@ -2449,14 +2713,15 @@
         <w:rPr>
           <w:b w:val="0"/>
         </w:rPr>
-        <w:t xml:space="preserve">Salle équipée : </w:t>
+        <w:t xml:space="preserve">Salle de formation équipée au Secrétariat Center </w:t>
       </w:r>
       <w:r>
         <w:rPr>
-          <w:b w:val="0"/>
-          <w:highlight w:val="yellow"/>
+          <w:b/>
+          <w:i/>
+          <w:color w:val="8A6D1F"/>
         </w:rPr>
-        <w:t>[À COMPLÉTER : postes informatiques, vidéoprojecteur, connexion, logiciels bureautiques]</w:t>
+        <w:t>[À COMPLÉTER : vidéoprojecteur, connexion, postes ou ordinateurs portables]</w:t>
       </w:r>
       <w:r>
         <w:rPr>
@@ -2473,7 +2738,7 @@
         <w:rPr>
           <w:b w:val="0"/>
         </w:rPr>
-        <w:t>Formateurs : professionnels du management, du commerce et de la gestion — CV et justificatifs tenus à disposition (Qualiopi indicateur 21).</w:t>
+        <w:t>Formateurs : professionnels du management, du commerce et de la gestion (CV et justificatifs tenus à disposition).</w:t>
       </w:r>
     </w:p>
     <w:p>
@@ -2481,7 +2746,7 @@
         <w:pStyle w:val="Heading1"/>
       </w:pPr>
       <w:r>
-        <w:t>7. Modalités d'évaluation et de validation</w:t>
+        <w:t>7. Évaluation et validation</w:t>
       </w:r>
     </w:p>
     <w:p>
@@ -2492,7 +2757,7 @@
         <w:rPr>
           <w:b w:val="0"/>
         </w:rPr>
-        <w:t>Positionnement à l'entrée (non éliminatoire), évaluations formatives à la fin de chaque module (grilles critériées), épreuves blanches.</w:t>
+        <w:t>Positionnement à l'entrée, évaluations en cours de formation (prises en compte par le jury selon le référentiel d'évaluation), épreuves blanches.</w:t>
       </w:r>
     </w:p>
     <w:p>
@@ -2503,7 +2768,7 @@
         <w:rPr>
           <w:b w:val="0"/>
         </w:rPr>
-        <w:t>Session de validation organisée selon l'arrêté du 22 décembre 2015 modifié : 7 h 55 par candidat (mise en situation professionnelle 4 h + entretien technique 1 h 30 + questionnement à partir de productions 2 h 10 + entretien final 15 min).</w:t>
+        <w:t>Session de validation : 7 h 55 par candidat : mise en situation professionnelle (étude de cas sur poste informatique) 4 h, entretien technique 1 h 30, questionnement à partir de productions 2 h 10, entretien final 15 min.</w:t>
       </w:r>
     </w:p>
     <w:p>
@@ -2514,7 +2779,7 @@
         <w:rPr>
           <w:b w:val="0"/>
         </w:rPr>
-        <w:t>Validation totale (titre) ou partielle (un ou plusieurs CCP capitalisables, sans limite de durée de validité dans le cadre du titre en vigueur).</w:t>
+        <w:t>Le jury s'appuie aussi sur le dossier professionnel et sur l'entretien final.</w:t>
       </w:r>
     </w:p>
     <w:p>
@@ -2525,7 +2790,18 @@
         <w:rPr>
           <w:b w:val="0"/>
         </w:rPr>
-        <w:t>Délivrance : titre ou CCP délivré par le ministère chargé de l'emploi ; attestation de fin de formation et certificat de réalisation remis par l'organisme.</w:t>
+        <w:t>Validation totale (titre) ou partielle (un ou plusieurs CCP, capitalisables).</w:t>
+      </w:r>
+    </w:p>
+    <w:p>
+      <w:pPr>
+        <w:pStyle w:val="ListBullet"/>
+      </w:pPr>
+      <w:r>
+        <w:rPr>
+          <w:b w:val="0"/>
+        </w:rPr>
+        <w:t>Remise d'une attestation de fin de formation et d'un certificat de réalisation.</w:t>
       </w:r>
     </w:p>
     <w:p>
@@ -2544,7 +2820,7 @@
         <w:rPr>
           <w:b w:val="0"/>
         </w:rPr>
-        <w:t>Compte personnel de formation (CPF) — titre éligible par principe (certification RNCP).</w:t>
+        <w:t>Compte personnel de formation (CPF)</w:t>
       </w:r>
     </w:p>
     <w:p>
@@ -2555,7 +2831,7 @@
         <w:rPr>
           <w:b w:val="0"/>
         </w:rPr>
-        <w:t>France Travail : aide individuelle à la formation (AIF), action de formation conventionnée, préparation opérationnelle à l'emploi (POEI / POEC).</w:t>
+        <w:t>France Travail : AIF, action de formation conventionnée, POEI ou POEC</w:t>
       </w:r>
     </w:p>
     <w:p>
@@ -2566,20 +2842,15 @@
         <w:rPr>
           <w:b w:val="0"/>
         </w:rPr>
-        <w:t xml:space="preserve">Région Réunion : programme régional de formation des demandeurs d'emploi </w:t>
+        <w:t xml:space="preserve">Région Réunion : programme régional de formation </w:t>
       </w:r>
       <w:r>
         <w:rPr>
-          <w:b w:val="0"/>
-          <w:highlight w:val="yellow"/>
+          <w:b/>
+          <w:i/>
+          <w:color w:val="8A6D1F"/>
         </w:rPr>
-        <w:t>[À VÉRIFIER : marché ou dispositif ouvert en 2026-2027]</w:t>
-      </w:r>
-      <w:r>
-        <w:rPr>
-          <w:b w:val="0"/>
-        </w:rPr>
-        <w:t>.</w:t>
+        <w:t>[À VÉRIFIER : dispositif ouvert]</w:t>
       </w:r>
     </w:p>
     <w:p>
@@ -2590,7 +2861,7 @@
         <w:rPr>
           <w:b w:val="0"/>
         </w:rPr>
-        <w:t>OPCO de l'employeur : plan de développement des compétences, Pro-A, contrat de professionnalisation.</w:t>
+        <w:t>OPCO de l'employeur : plan de développement des compétences, Pro-A, contrat de professionnalisation</w:t>
       </w:r>
     </w:p>
     <w:p>
@@ -2601,7 +2872,7 @@
         <w:rPr>
           <w:b w:val="0"/>
         </w:rPr>
-        <w:t>Transitions Pro Réunion : projet de transition professionnelle (PTP).</w:t>
+        <w:t>Transitions Pro Réunion : projet de transition professionnelle</w:t>
       </w:r>
     </w:p>
     <w:p>
@@ -2612,7 +2883,7 @@
         <w:rPr>
           <w:b w:val="0"/>
         </w:rPr>
-        <w:t>Agefiph : aides complémentaires pour les personnes en situation de handicap.</w:t>
+        <w:t>Agefiph : aides complémentaires</w:t>
       </w:r>
     </w:p>
     <w:p>
@@ -2624,23 +2895,25 @@
       </w:r>
       <w:r>
         <w:rPr>
-          <w:b w:val="0"/>
-          <w:highlight w:val="yellow"/>
+          <w:b/>
+          <w:i/>
+          <w:color w:val="8A6D1F"/>
         </w:rPr>
-        <w:t>[À COMPLÉTER : prix total TTC/exonéré ; prix par CCP ; coût horaire]</w:t>
+        <w:t>[À COMPLÉTER : prix du parcours complet, prix par CCP, coût horaire]</w:t>
       </w:r>
       <w:r>
         <w:rPr>
           <w:b w:val="0"/>
         </w:rPr>
-        <w:t xml:space="preserve">. Exonération de TVA : </w:t>
+        <w:t xml:space="preserve">. TVA : </w:t>
       </w:r>
       <w:r>
         <w:rPr>
-          <w:b w:val="0"/>
-          <w:highlight w:val="yellow"/>
+          <w:b/>
+          <w:i/>
+          <w:color w:val="8A6D1F"/>
         </w:rPr>
-        <w:t>[À VÉRIFIER : attestation d'exonération TVA formation professionnelle (art. 261-4-4° du CGI)]</w:t>
+        <w:t>[À VÉRIFIER : exonération formation professionnelle]</w:t>
       </w:r>
       <w:r>
         <w:rPr>
@@ -2662,12 +2935,13 @@
         <w:rPr>
           <w:b w:val="0"/>
         </w:rPr>
-        <w:t xml:space="preserve">Référent handicap : Aurélien LUMEKA (référent handicap certifié) — </w:t>
+        <w:t xml:space="preserve">Référent handicap : Aurélien LUMEKA, référent handicap certifié — </w:t>
       </w:r>
       <w:r>
         <w:rPr>
-          <w:b w:val="0"/>
-          <w:highlight w:val="yellow"/>
+          <w:b/>
+          <w:i/>
+          <w:color w:val="8A6D1F"/>
         </w:rPr>
         <w:t>[À COMPLÉTER : téléphone]</w:t>
       </w:r>
@@ -2675,7 +2949,7 @@
         <w:rPr>
           <w:b w:val="0"/>
         </w:rPr>
-        <w:t>. Entretien confidentiel avant l'entrée pour étudier les aménagements (rythme, supports agrandis, temps majoré aux épreuves selon la réglementation des titres professionnels, matériel adapté), en lien avec l'Agefiph, Cap emploi et la MDPH.</w:t>
+        <w:t>. Un entretien confidentiel est proposé avant l'entrée pour étudier les aménagements de parcours et d'examen, avec l'Agefiph, Cap emploi et la MDPH.</w:t>
       </w:r>
     </w:p>
     <w:p>
@@ -2683,7 +2957,7 @@
         <w:pStyle w:val="Heading1"/>
       </w:pPr>
       <w:r>
-        <w:t>10. Débouchés, suites de parcours et résultats</w:t>
+        <w:t>10. Débouchés et résultats</w:t>
       </w:r>
     </w:p>
     <w:p>
@@ -2691,7 +2965,7 @@
         <w:rPr>
           <w:b w:val="0"/>
         </w:rPr>
-        <w:t>Emplois visés : Manager de rayon, chef de rayon, responsable de boutique / de magasin / de point de vente, manager de surface de vente, gérant de magasin, responsable de département.</w:t>
+        <w:t>Emplois visés : Manager de rayon, chef de rayon, manager de surface de vente, manager d'univers commercial, responsable de boutique, de magasin ou de point de vente, gérant de magasin, responsable de succursale, responsable de département.</w:t>
       </w:r>
     </w:p>
     <w:p>
@@ -2699,7 +2973,7 @@
         <w:rPr>
           <w:b w:val="0"/>
         </w:rPr>
-        <w:t>Indicateurs nationaux : Taux d'insertion global à 6 mois : 76 % (2024) — 78 % (2023) ; dans le métier visé à 6 mois : 65 % (2024) — source : fiche RNCP41853, statistiques de l'ancienne version RNCP38676.</w:t>
+        <w:t>Résultats nationaux : Insertion globale à 6 mois : 76 % (2024), 78 % (2023) ; dans le métier visé à 6 mois : 65 % (2024) — fiche RNCP41853. Tension nationale sur les postes de manager de proximité : 3,7 (REAC v09, début 2025).</w:t>
       </w:r>
     </w:p>
     <w:p>
@@ -2707,20 +2981,7 @@
         <w:rPr>
           <w:b w:val="0"/>
         </w:rPr>
-        <w:t xml:space="preserve">Indicateurs YEBA FORMATIONS (publiés et mis à jour après chaque session — Qualiopi indicateur 2) : taux de satisfaction, taux d'abandon, taux de réussite au titre, taux d'insertion à 6 mois : </w:t>
-      </w:r>
-      <w:r>
-        <w:rPr>
-          <w:b w:val="0"/>
-          <w:highlight w:val="yellow"/>
-        </w:rPr>
-        <w:t>[À COMPLÉTER après la 1re session — ne jamais publier de chiffre estimé]</w:t>
-      </w:r>
-      <w:r>
-        <w:rPr>
-          <w:b w:val="0"/>
-        </w:rPr>
-        <w:t>.</w:t>
+        <w:t>Résultats YEBA FORMATIONS (satisfaction, abandon, réussite, insertion à 6 mois) : publiés après la première session.</w:t>
       </w:r>
     </w:p>
     <w:p>
@@ -2736,25 +2997,13 @@
         <w:rPr>
           <w:b w:val="0"/>
         </w:rPr>
-        <w:t xml:space="preserve">YEBA FORMATIONS — </w:t>
+        <w:t xml:space="preserve">YEBA FORMATIONS — Aurélien LUMEKA — </w:t>
       </w:r>
       <w:r>
         <w:rPr>
-          <w:b w:val="0"/>
-          <w:highlight w:val="yellow"/>
-        </w:rPr>
-        <w:t>[À COMPLÉTER : adresse du siège]</w:t>
-      </w:r>
-      <w:r>
-        <w:rPr>
-          <w:b w:val="0"/>
-        </w:rPr>
-        <w:t xml:space="preserve"> — </w:t>
-      </w:r>
-      <w:r>
-        <w:rPr>
-          <w:b w:val="0"/>
-          <w:highlight w:val="yellow"/>
+          <w:b/>
+          <w:i/>
+          <w:color w:val="8A6D1F"/>
         </w:rPr>
         <w:t>[À COMPLÉTER : téléphone]</w:t>
       </w:r>
@@ -2766,26 +3015,37 @@
       </w:r>
       <w:r>
         <w:rPr>
-          <w:b w:val="0"/>
-          <w:highlight w:val="yellow"/>
+          <w:b/>
+          <w:i/>
+          <w:color w:val="8A6D1F"/>
         </w:rPr>
         <w:t>[À COMPLÉTER : e-mail de contact]</w:t>
+      </w:r>
+    </w:p>
+    <w:p>
+      <w:r>
+        <w:rPr>
+          <w:b w:val="0"/>
+          <w:i/>
+        </w:rPr>
+        <w:t>Déclaration d'activité enregistrée sous le n° 04973676397 auprès du préfet de région de La Réunion. Cet enregistrement ne vaut pas agrément de l'État.</w:t>
       </w:r>
     </w:p>
     <w:tbl>
       <w:tblPr>
         <w:tblStyle w:val="TableGrid"/>
         <w:tblW w:type="auto" w:w="0"/>
+        <w:tblLayout w:type="fixed"/>
         <w:tblLook w:firstColumn="1" w:firstRow="1" w:lastColumn="0" w:lastRow="0" w:noHBand="0" w:noVBand="1" w:val="04A0"/>
       </w:tblPr>
       <w:tblGrid>
-        <w:gridCol w:w="9638"/>
+        <w:gridCol w:w="9639"/>
       </w:tblGrid>
       <w:tr>
         <w:tc>
           <w:tcPr>
             <w:tcW w:type="dxa" w:w="9638"/>
-            <w:shd w:val="clear" w:color="auto" w:fill="FBF6E9"/>
+            <w:shd w:val="clear" w:color="auto" w:fill="E8EEF7"/>
           </w:tcPr>
           <w:p>
             <w:r/>
@@ -2793,9 +3053,9 @@
               <w:rPr>
                 <w:b/>
                 <w:color w:val="1B3A6B"/>
-                <w:sz w:val="24"/>
+                <w:sz w:val="26"/>
               </w:rPr>
-              <w:t>🔒 RGPD / IA Act — points de conformité de ce document</w:t>
+              <w:t>RGPD et IA Act — points de conformité de ce document</w:t>
             </w:r>
           </w:p>
           <w:p>
@@ -2804,7 +3064,7 @@
                 <w:b w:val="0"/>
                 <w:sz w:val="22"/>
               </w:rPr>
-              <w:t>RGPD : les données collectées à l'inscription servent uniquement à la gestion de la formation et aux obligations envers les financeurs (art. 6.1.b et 6.1.c RGPD). Voir la mention d'information jointe à la fiche d'inscription.</w:t>
+              <w:t>RGPD : les données collectées à l'inscription servent uniquement à la gestion de la formation et aux obligations envers les financeurs.</w:t>
             </w:r>
           </w:p>
           <w:p>
@@ -2813,7 +3073,7 @@
                 <w:b w:val="0"/>
                 <w:sz w:val="22"/>
               </w:rPr>
-              <w:t>IA Act : aucune décision d'admission, d'orientation ou d'évaluation n'est prise par un système d'IA (ces usages relèvent de l'annexe III, point 3 — haut risque). Les décisions sont prises par une personne habilitée.</w:t>
+              <w:t>IA Act : aucune décision d'admission, d'orientation ou d'évaluation n'est prise par un système d'intelligence artificielle.</w:t>
             </w:r>
           </w:p>
         </w:tc>
@@ -2841,12 +3101,14 @@
     </w:pPr>
     <w:r>
       <w:rPr>
+        <w:color w:val="1B3A6B"/>
         <w:sz w:val="18"/>
       </w:rPr>
-      <w:t xml:space="preserve">PRG-MEM  —  YEBA FORMATIONS — SIRET 814 622 262 00032 — Version 2026-10 — Page </w:t>
+      <w:t xml:space="preserve">PRG-MEM   |   YEBA FORMATIONS — SIRET 814 622 262 00032 — Version 2026-10   |   Page </w:t>
     </w:r>
     <w:r>
       <w:rPr>
+        <w:color w:val="1B3A6B"/>
         <w:sz w:val="18"/>
       </w:rPr>
       <w:fldChar w:fldCharType="begin"/>
@@ -2866,7 +3128,7 @@
     <w:r>
       <w:drawing>
         <wp:inline xmlns:a="http://schemas.openxmlformats.org/drawingml/2006/main" xmlns:pic="http://schemas.openxmlformats.org/drawingml/2006/picture">
-          <wp:extent cx="676510" cy="576000"/>
+          <wp:extent cx="634228" cy="540000"/>
           <wp:docPr id="1" name="Picture 1"/>
           <wp:cNvGraphicFramePr>
             <a:graphicFrameLocks noChangeAspect="1"/>
@@ -2887,7 +3149,7 @@
                 <pic:spPr>
                   <a:xfrm>
                     <a:off x="0" y="0"/>
-                    <a:ext cx="676510" cy="576000"/>
+                    <a:ext cx="634228" cy="540000"/>
                   </a:xfrm>
                   <a:prstGeom prst="rect"/>
                 </pic:spPr>
@@ -2899,10 +3161,11 @@
     </w:r>
     <w:r>
       <w:rPr>
+        <w:b/>
         <w:color w:val="1B3A6B"/>
         <w:sz w:val="18"/>
       </w:rPr>
-      <w:t xml:space="preserve">    YEBA FORMATIONS  |  NDA 04973676397  |  Qualiopi 25FOR02027.1</w:t>
+      <w:t xml:space="preserve">     YEBA FORMATIONS   |   NDA 04973676397   |   Qualiopi 25FOR02027.1</w:t>
     </w:r>
   </w:p>
 </w:hdr>
@@ -3389,8 +3652,8 @@
       <w:rFonts w:asciiTheme="majorHAnsi" w:eastAsiaTheme="majorEastAsia" w:hAnsiTheme="majorHAnsi" w:cstheme="majorBidi" w:ascii="Arial" w:hAnsi="Arial"/>
       <w:b/>
       <w:bCs/>
-      <w:color w:val="C9A94D"/>
-      <w:sz w:val="26"/>
+      <w:color w:val="8A6D1F"/>
+      <w:sz w:val="28"/>
     </w:rPr>
   </w:style>
   <w:style w:type="paragraph" w:styleId="Heading4">
@@ -3808,6 +4071,10 @@
       </w:numPr>
       <w:contextualSpacing/>
     </w:pPr>
+    <w:rPr>
+      <w:rFonts w:ascii="Arial" w:hAnsi="Arial"/>
+      <w:sz w:val="24"/>
+    </w:rPr>
   </w:style>
   <w:style w:type="paragraph" w:styleId="ListBullet2">
     <w:name w:val="List Bullet 2"/>
@@ -3847,6 +4114,10 @@
       </w:numPr>
       <w:contextualSpacing/>
     </w:pPr>
+    <w:rPr>
+      <w:rFonts w:ascii="Arial" w:hAnsi="Arial"/>
+      <w:sz w:val="24"/>
+    </w:rPr>
   </w:style>
   <w:style w:type="paragraph" w:styleId="ListNumber2">
     <w:name w:val="List Number 2"/>

--- a/dossier-conformite-2026/livrables/02_MEM/PRG-MEM_Programme_de_formation.docx
+++ b/dossier-conformite-2026/livrables/02_MEM/PRG-MEM_Programme_de_formation.docx
@@ -63,7 +63,7 @@
       <w:r>
         <w:rPr>
           <w:b/>
-          <w:color w:val="8A6D1F"/>
+          <w:color w:val="1B3A6B"/>
           <w:sz w:val="32"/>
         </w:rPr>
         <w:t>Titre professionnel Manager d'établissement marchand — RNCP41853</w:t>
@@ -72,7 +72,7 @@
     <w:p>
       <w:pPr>
         <w:pBdr>
-          <w:bottom w:val="single" w:sz="18" w:space="1" w:color="C9A94D"/>
+          <w:bottom w:val="single" w:sz="18" w:space="1" w:color="C9A84C"/>
         </w:pBdr>
       </w:pPr>
     </w:p>
@@ -484,7 +484,7 @@
                 <w:b w:val="0"/>
                 <w:sz w:val="22"/>
               </w:rPr>
-              <w:t>YEBA FORMATIONS — Entreprise individuelle — SIRET 814 622 262 00032 — NDA 04973676397 — Qualiopi 25FOR02027.1</w:t>
+              <w:t>YEBA FORMATIONS — Entrepreneur individuel (EI) — SIRET 814 622 262 00032 — NDA 04973676397 — Qualiopi 25FOR02027.1</w:t>
             </w:r>
           </w:p>
         </w:tc>
@@ -578,7 +578,7 @@
         <w:rPr>
           <w:b w:val="0"/>
         </w:rPr>
-        <w:t>Inscription possible jusqu'à 10 jours ouvrés avant le démarrage, sous réserve de places et de financement.</w:t>
+        <w:t>Délai d'accès : 15 jours ouvrés minimum entre l'inscription et le démarrage, sous réserve de places et de financement.</w:t>
       </w:r>
     </w:p>
     <w:p>
@@ -595,7 +595,8 @@
         <w:rPr>
           <w:b/>
           <w:i/>
-          <w:color w:val="8A6D1F"/>
+          <w:color w:val="1B3A6B"/>
+          <w:u w:val="single"/>
         </w:rPr>
         <w:t>[À VÉRIFIER : délai en vigueur]</w:t>
       </w:r>
@@ -1080,8 +1081,9 @@
               <w:rPr>
                 <w:b/>
                 <w:i/>
-                <w:color w:val="8A6D1F"/>
+                <w:color w:val="1B3A6B"/>
                 <w:sz w:val="22"/>
+                <w:u w:val="single"/>
               </w:rPr>
               <w:t>[À VÉRIFIER : date fixée avec la DEETS ou le centre agréé]</w:t>
             </w:r>
@@ -1212,7 +1214,7 @@
                 <w:b w:val="0"/>
                 <w:sz w:val="22"/>
               </w:rPr>
-              <w:t>Accessibilité</w:t>
+              <w:t>Locaux</w:t>
             </w:r>
           </w:p>
         </w:tc>
@@ -1224,12 +1226,10 @@
             <w:r/>
             <w:r>
               <w:rPr>
-                <w:b/>
-                <w:i/>
-                <w:color w:val="8A6D1F"/>
+                <w:b w:val="0"/>
                 <w:sz w:val="22"/>
               </w:rPr>
-              <w:t>[À VÉRIFIER : accès PMR, toilettes adaptées et salle de pause du Secrétariat Center]</w:t>
+              <w:t>Entrée accessible aux personnes à mobilité réduite, sanitaires, salle de pause, vidéoprojecteur et tableau</w:t>
             </w:r>
           </w:p>
         </w:tc>
@@ -1265,8 +1265,9 @@
               <w:rPr>
                 <w:b/>
                 <w:i/>
-                <w:color w:val="8A6D1F"/>
+                <w:color w:val="1B3A6B"/>
                 <w:sz w:val="22"/>
+                <w:u w:val="single"/>
               </w:rPr>
               <w:t>[À COMPLÉTER : minimum et maximum, par exemple 8 à 12 stagiaires]</w:t>
             </w:r>
@@ -2713,15 +2714,16 @@
         <w:rPr>
           <w:b w:val="0"/>
         </w:rPr>
-        <w:t xml:space="preserve">Salle de formation équipée au Secrétariat Center </w:t>
+        <w:t xml:space="preserve">Salle de formation au Secrétariat Center : entrée accessible aux personnes à mobilité réduite, sanitaires, salle de pause, vidéoprojecteur et tableau ; ordinateurs portables pour les ateliers de bureautique </w:t>
       </w:r>
       <w:r>
         <w:rPr>
           <w:b/>
           <w:i/>
-          <w:color w:val="8A6D1F"/>
+          <w:color w:val="1B3A6B"/>
+          <w:u w:val="single"/>
         </w:rPr>
-        <w:t>[À COMPLÉTER : vidéoprojecteur, connexion, postes ou ordinateurs portables]</w:t>
+        <w:t>[À COMPLÉTER : achat ou location]</w:t>
       </w:r>
       <w:r>
         <w:rPr>
@@ -2848,7 +2850,8 @@
         <w:rPr>
           <w:b/>
           <w:i/>
-          <w:color w:val="8A6D1F"/>
+          <w:color w:val="1B3A6B"/>
+          <w:u w:val="single"/>
         </w:rPr>
         <w:t>[À VÉRIFIER : dispositif ouvert]</w:t>
       </w:r>
@@ -2897,7 +2900,8 @@
         <w:rPr>
           <w:b/>
           <w:i/>
-          <w:color w:val="8A6D1F"/>
+          <w:color w:val="1B3A6B"/>
+          <w:u w:val="single"/>
         </w:rPr>
         <w:t>[À COMPLÉTER : prix du parcours complet, prix par CCP, coût horaire]</w:t>
       </w:r>
@@ -2905,21 +2909,7 @@
         <w:rPr>
           <w:b w:val="0"/>
         </w:rPr>
-        <w:t xml:space="preserve">. TVA : </w:t>
-      </w:r>
-      <w:r>
-        <w:rPr>
-          <w:b/>
-          <w:i/>
-          <w:color w:val="8A6D1F"/>
-        </w:rPr>
-        <w:t>[À VÉRIFIER : exonération formation professionnelle]</w:t>
-      </w:r>
-      <w:r>
-        <w:rPr>
-          <w:b w:val="0"/>
-        </w:rPr>
-        <w:t>.</w:t>
+        <w:t>. TVA non applicable — article 293 B du code général des impôts.</w:t>
       </w:r>
     </w:p>
     <w:p>
@@ -2935,21 +2925,7 @@
         <w:rPr>
           <w:b w:val="0"/>
         </w:rPr>
-        <w:t xml:space="preserve">Référent handicap : Aurélien LUMEKA, référent handicap certifié — </w:t>
-      </w:r>
-      <w:r>
-        <w:rPr>
-          <w:b/>
-          <w:i/>
-          <w:color w:val="8A6D1F"/>
-        </w:rPr>
-        <w:t>[À COMPLÉTER : téléphone]</w:t>
-      </w:r>
-      <w:r>
-        <w:rPr>
-          <w:b w:val="0"/>
-        </w:rPr>
-        <w:t>. Un entretien confidentiel est proposé avant l'entrée pour étudier les aménagements de parcours et d'examen, avec l'Agefiph, Cap emploi et la MDPH.</w:t>
+        <w:t>Référent handicap : Aurélien LUMEKA, référent handicap certifié — 0693 32 24 45. Un entretien confidentiel est proposé avant l'entrée pour étudier les aménagements de parcours et d'examen, avec l'Agefiph, Cap emploi et la MDPH.</w:t>
       </w:r>
     </w:p>
     <w:p>
@@ -2997,29 +2973,7 @@
         <w:rPr>
           <w:b w:val="0"/>
         </w:rPr>
-        <w:t xml:space="preserve">YEBA FORMATIONS — Aurélien LUMEKA — </w:t>
-      </w:r>
-      <w:r>
-        <w:rPr>
-          <w:b/>
-          <w:i/>
-          <w:color w:val="8A6D1F"/>
-        </w:rPr>
-        <w:t>[À COMPLÉTER : téléphone]</w:t>
-      </w:r>
-      <w:r>
-        <w:rPr>
-          <w:b w:val="0"/>
-        </w:rPr>
-        <w:t xml:space="preserve"> — </w:t>
-      </w:r>
-      <w:r>
-        <w:rPr>
-          <w:b/>
-          <w:i/>
-          <w:color w:val="8A6D1F"/>
-        </w:rPr>
-        <w:t>[À COMPLÉTER : e-mail de contact]</w:t>
+        <w:t>YEBA FORMATIONS — Aurélien LUMEKA — 0693 32 24 45 — yebaformations@gmail.com</w:t>
       </w:r>
     </w:p>
     <w:p>
@@ -3028,7 +2982,7 @@
           <w:b w:val="0"/>
           <w:i/>
         </w:rPr>
-        <w:t>Déclaration d'activité enregistrée sous le n° 04973676397 auprès du préfet de région de La Réunion. Cet enregistrement ne vaut pas agrément de l'État.</w:t>
+        <w:t>Déclaration d'activité n° 04973676397 auprès du Préfet de La Réunion. Cet enregistrement ne vaut pas agrément de l'État.</w:t>
       </w:r>
     </w:p>
     <w:tbl>
@@ -3064,7 +3018,7 @@
                 <w:b w:val="0"/>
                 <w:sz w:val="22"/>
               </w:rPr>
-              <w:t>RGPD : les données collectées à l'inscription servent uniquement à la gestion de la formation et aux obligations envers les financeurs.</w:t>
+              <w:t>RGPD : les données collectées à l'inscription servent uniquement à la gestion de la formation et aux obligations envers les financeurs (politique de confidentialité YEBA-DOC-02).</w:t>
             </w:r>
           </w:p>
           <w:p>
@@ -3073,13 +3027,131 @@
                 <w:b w:val="0"/>
                 <w:sz w:val="22"/>
               </w:rPr>
-              <w:t>IA Act : aucune décision d'admission, d'orientation ou d'évaluation n'est prise par un système d'intelligence artificielle.</w:t>
+              <w:t>IA Act : aucun système d'IA n'est utilisé pour évaluer, noter, classer ou sélectionner les stagiaires. La correction est réalisée exclusivement par le formateur.</w:t>
             </w:r>
           </w:p>
         </w:tc>
       </w:tr>
     </w:tbl>
     <w:p/>
+    <w:p>
+      <w:pPr>
+        <w:pBdr>
+          <w:bottom w:val="single" w:sz="18" w:space="1" w:color="C9A84C"/>
+        </w:pBdr>
+      </w:pPr>
+    </w:p>
+    <w:p>
+      <w:pPr>
+        <w:keepNext/>
+        <w:spacing w:after="0"/>
+      </w:pPr>
+      <w:r>
+        <w:rPr>
+          <w:b/>
+          <w:color w:val="1B3A6B"/>
+          <w:sz w:val="20"/>
+        </w:rPr>
+        <w:t>YEBA FORMATIONS — Aurélien LUMEKA, entrepreneur individuel (EI), directeur</w:t>
+      </w:r>
+    </w:p>
+    <w:p>
+      <w:pPr>
+        <w:keepNext/>
+        <w:spacing w:after="0"/>
+      </w:pPr>
+      <w:r>
+        <w:rPr>
+          <w:b w:val="0"/>
+          <w:color w:val="121212"/>
+          <w:sz w:val="20"/>
+        </w:rPr>
+        <w:t>9 rue Françoise Châtelain, 97490 Sainte-Clotilde, La Réunion</w:t>
+      </w:r>
+    </w:p>
+    <w:p>
+      <w:pPr>
+        <w:keepNext/>
+        <w:spacing w:after="0"/>
+      </w:pPr>
+      <w:r>
+        <w:rPr>
+          <w:b w:val="0"/>
+          <w:color w:val="121212"/>
+          <w:sz w:val="20"/>
+        </w:rPr>
+        <w:t>Tél. 0693 32 24 45 — yebaformations@gmail.com</w:t>
+      </w:r>
+    </w:p>
+    <w:p>
+      <w:pPr>
+        <w:keepNext/>
+        <w:spacing w:after="0"/>
+      </w:pPr>
+      <w:r>
+        <w:rPr>
+          <w:b w:val="0"/>
+          <w:color w:val="121212"/>
+          <w:sz w:val="20"/>
+        </w:rPr>
+        <w:t>SIRET 814 622 262 00032</w:t>
+      </w:r>
+    </w:p>
+    <w:p>
+      <w:pPr>
+        <w:keepNext/>
+        <w:spacing w:after="0"/>
+      </w:pPr>
+      <w:r>
+        <w:rPr>
+          <w:b w:val="0"/>
+          <w:color w:val="121212"/>
+          <w:sz w:val="20"/>
+        </w:rPr>
+        <w:t>Déclaration d'activité n° 04973676397 auprès du Préfet de La Réunion. Cet enregistrement ne vaut pas agrément de l'État.</w:t>
+      </w:r>
+    </w:p>
+    <w:p>
+      <w:pPr>
+        <w:keepNext/>
+        <w:spacing w:after="0"/>
+      </w:pPr>
+      <w:r>
+        <w:rPr>
+          <w:b w:val="0"/>
+          <w:color w:val="121212"/>
+          <w:sz w:val="20"/>
+        </w:rPr>
+        <w:t>Certification Qualiopi n° 25FOR02027.1 délivrée au titre des catégories : actions de formation, bilans de compétences, actions permettant de faire valider les acquis de l'expérience, actions de formation par apprentissage — organisme certificateur Qualitia (accrédité COFRAC).</w:t>
+      </w:r>
+    </w:p>
+    <w:p>
+      <w:pPr>
+        <w:keepNext/>
+        <w:spacing w:after="0"/>
+      </w:pPr>
+      <w:r>
+        <w:rPr>
+          <w:b w:val="0"/>
+          <w:color w:val="121212"/>
+          <w:sz w:val="20"/>
+        </w:rPr>
+        <w:t>Référent handicap : Aurélien LUMEKA — yebaformations@gmail.com. Document disponible en 16 points sur simple demande.</w:t>
+      </w:r>
+    </w:p>
+    <w:p>
+      <w:pPr>
+        <w:spacing w:before="120"/>
+      </w:pPr>
+      <w:r>
+        <w:rPr>
+          <w:b w:val="0"/>
+          <w:color w:val="5A5F6A"/>
+          <w:sz w:val="18"/>
+        </w:rPr>
+        <w:t>Ce document a été conçu par le formateur avec l'assistance d'un système d'IA générative (règlement (UE) 2024/1689, art. 50). Son contenu a été vérifié et validé par un humain, qui en assume la responsabilité.</w:t>
+      </w:r>
+    </w:p>
     <w:sectPr>
       <w:headerReference w:type="default" r:id="rId9"/>
       <w:footerReference w:type="default" r:id="rId10"/>
@@ -3104,7 +3176,7 @@
         <w:color w:val="1B3A6B"/>
         <w:sz w:val="18"/>
       </w:rPr>
-      <w:t xml:space="preserve">PRG-MEM   |   YEBA FORMATIONS — SIRET 814 622 262 00032 — Version 2026-10   |   Page </w:t>
+      <w:t xml:space="preserve">PRG-MEM   |   YEBA FORMATIONS — SIRET 814 622 262 00032 — Version 2026-10-v3   |   Page </w:t>
     </w:r>
     <w:r>
       <w:rPr>
@@ -3535,10 +3607,11 @@
     <w:qFormat/>
     <w:rsid w:val="00FC693F"/>
     <w:pPr>
-      <w:spacing w:after="120" w:line="276" w:lineRule="auto"/>
+      <w:spacing w:after="120" w:line="312" w:lineRule="auto"/>
     </w:pPr>
     <w:rPr>
       <w:rFonts w:ascii="Arial" w:hAnsi="Arial" w:eastAsia="Arial"/>
+      <w:color w:val="121212"/>
       <w:sz w:val="24"/>
     </w:rPr>
   </w:style>
@@ -3652,7 +3725,7 @@
       <w:rFonts w:asciiTheme="majorHAnsi" w:eastAsiaTheme="majorEastAsia" w:hAnsiTheme="majorHAnsi" w:cstheme="majorBidi" w:ascii="Arial" w:hAnsi="Arial"/>
       <w:b/>
       <w:bCs/>
-      <w:color w:val="8A6D1F"/>
+      <w:color w:val="1B3A6B"/>
       <w:sz w:val="28"/>
     </w:rPr>
   </w:style>

--- a/dossier-conformite-2026/livrables/02_MEM/PRG-MEM_Programme_de_formation.docx
+++ b/dossier-conformite-2026/livrables/02_MEM/PRG-MEM_Programme_de_formation.docx
@@ -10,7 +10,7 @@
       <w:r>
         <w:drawing>
           <wp:inline xmlns:a="http://schemas.openxmlformats.org/drawingml/2006/main" xmlns:pic="http://schemas.openxmlformats.org/drawingml/2006/picture">
-            <wp:extent cx="3805369" cy="3240000"/>
+            <wp:extent cx="3745665" cy="3240000"/>
             <wp:docPr id="1" name="Picture 1"/>
             <wp:cNvGraphicFramePr>
               <a:graphicFrameLocks noChangeAspect="1"/>
@@ -19,7 +19,7 @@
               <a:graphicData uri="http://schemas.openxmlformats.org/drawingml/2006/picture">
                 <pic:pic>
                   <pic:nvPicPr>
-                    <pic:cNvPr id="0" name="logo_yeba_formations.png"/>
+                    <pic:cNvPr id="0" name="logo_yeba_fond_clair_1000.png"/>
                     <pic:cNvPicPr/>
                   </pic:nvPicPr>
                   <pic:blipFill>
@@ -31,7 +31,7 @@
                   <pic:spPr>
                     <a:xfrm>
                       <a:off x="0" y="0"/>
-                      <a:ext cx="3805369" cy="3240000"/>
+                      <a:ext cx="3745665" cy="3240000"/>
                     </a:xfrm>
                     <a:prstGeom prst="rect"/>
                   </pic:spPr>
@@ -86,7 +86,7 @@
           <w:color w:val="1B3A6B"/>
           <w:sz w:val="24"/>
         </w:rPr>
-        <w:t>Secrétariat Center — 7 rue Henri Cornu — 97490 Saint-Denis</w:t>
+        <w:t>Secrétariat Center — Immeuble Rodrigues 2 — 7 rue Henri Cornu — Parc Technor — 97490 Saint-Denis</w:t>
       </w:r>
     </w:p>
     <w:p>
@@ -1194,7 +1194,7 @@
                 <w:b w:val="0"/>
                 <w:sz w:val="22"/>
               </w:rPr>
-              <w:t>Secrétariat Center — 7 rue Henri Cornu — 97490 Saint-Denis</w:t>
+              <w:t>Secrétariat Center — Immeuble Rodrigues 2 — 7 rue Henri Cornu — Parc Technor — 97490 Saint-Denis</w:t>
             </w:r>
           </w:p>
         </w:tc>
@@ -1229,7 +1229,7 @@
                 <w:b w:val="0"/>
                 <w:sz w:val="22"/>
               </w:rPr>
-              <w:t>Entrée accessible aux personnes à mobilité réduite, sanitaires, salle de pause, vidéoprojecteur et tableau</w:t>
+              <w:t>Entrée, parking, sièges et toilettes accessibles en fauteuil roulant, salle de pause, vidéoprojecteur et tableau</w:t>
             </w:r>
           </w:p>
         </w:tc>
@@ -1263,13 +1263,10 @@
             <w:r/>
             <w:r>
               <w:rPr>
-                <w:b/>
-                <w:i/>
-                <w:color w:val="1B3A6B"/>
+                <w:b w:val="0"/>
                 <w:sz w:val="22"/>
-                <w:u w:val="single"/>
               </w:rPr>
-              <w:t>[À COMPLÉTER : minimum et maximum, par exemple 8 à 12 stagiaires]</w:t>
+              <w:t>10 stagiaires par promotion</w:t>
             </w:r>
           </w:p>
         </w:tc>
@@ -2714,7 +2711,7 @@
         <w:rPr>
           <w:b w:val="0"/>
         </w:rPr>
-        <w:t xml:space="preserve">Salle de formation au Secrétariat Center : entrée accessible aux personnes à mobilité réduite, sanitaires, salle de pause, vidéoprojecteur et tableau ; ordinateurs portables pour les ateliers de bureautique </w:t>
+        <w:t xml:space="preserve">Salle de formation au Secrétariat Center : entrée, parking, sièges et toilettes accessibles en fauteuil roulant, salle de pause, vidéoprojecteur et tableau ; ordinateurs portables pour les ateliers de bureautique </w:t>
       </w:r>
       <w:r>
         <w:rPr>
@@ -3200,7 +3197,7 @@
     <w:r>
       <w:drawing>
         <wp:inline xmlns:a="http://schemas.openxmlformats.org/drawingml/2006/main" xmlns:pic="http://schemas.openxmlformats.org/drawingml/2006/picture">
-          <wp:extent cx="634228" cy="540000"/>
+          <wp:extent cx="624277" cy="540000"/>
           <wp:docPr id="1" name="Picture 1"/>
           <wp:cNvGraphicFramePr>
             <a:graphicFrameLocks noChangeAspect="1"/>
@@ -3209,7 +3206,7 @@
             <a:graphicData uri="http://schemas.openxmlformats.org/drawingml/2006/picture">
               <pic:pic>
                 <pic:nvPicPr>
-                  <pic:cNvPr id="0" name="logo_yeba_formations.png"/>
+                  <pic:cNvPr id="0" name="logo_yeba_fond_clair_1000.png"/>
                   <pic:cNvPicPr/>
                 </pic:nvPicPr>
                 <pic:blipFill>
@@ -3221,7 +3218,7 @@
                 <pic:spPr>
                   <a:xfrm>
                     <a:off x="0" y="0"/>
-                    <a:ext cx="634228" cy="540000"/>
+                    <a:ext cx="624277" cy="540000"/>
                   </a:xfrm>
                   <a:prstGeom prst="rect"/>
                 </pic:spPr>
